--- a/docs/Documentacion_tecnica_Olwe.docx
+++ b/docs/Documentacion_tecnica_Olwe.docx
@@ -20,12 +20,7 @@
         <w:jc w:val="center"/>
       </w:pPr>
       <w:r>
-        <w:rPr>
-          <w:b/>
-          <w:color w:val="1F3864"/>
-          <w:sz w:val="44"/>
-        </w:rPr>
-        <w:t>Documentaci?n t?cnica</w:t>
+        <w:t>Documentación técnica</w:t>
       </w:r>
     </w:p>
     <w:p>
@@ -38,7 +33,7 @@
           <w:color w:val="595959"/>
           <w:sz w:val="22"/>
         </w:rPr>
-        <w:t>Instalaci?n, arquitectura y mantenimiento del prototipo Olwe</w:t>
+        <w:t>Instalación, arquitectura y mantenimiento del prototipo Olwe</w:t>
       </w:r>
     </w:p>
     <w:p/>
@@ -52,7 +47,7 @@
     </w:p>
     <w:p>
       <w:r>
-        <w:t>Olwe es una aplicaci?n web frontend desarrollada como prototipo de un portal universitario. La aplicaci?n implementa una pantalla de acceso, navegaci?n lateral, vista de exploraci?n con mapa simulado, consulta de planes, filtros y modales visuales.</w:t>
+        <w:t>Olwe es una aplicación web frontend desarrollada como prototipo de un portal universitario. La aplicación implementa una pantalla de acceso, navegación lateral, vista de exploración con mapa simulado, consulta de planes, filtros y modales visuales.</w:t>
       </w:r>
     </w:p>
     <w:p>
@@ -60,7 +55,7 @@
         <w:pStyle w:val="Heading1"/>
       </w:pPr>
       <w:r>
-        <w:t>2. Tecnolog?as</w:t>
+        <w:t>2. Tecnologías</w:t>
       </w:r>
     </w:p>
     <w:tbl>
@@ -89,7 +84,7 @@
                 <w:color w:val="FFFFFF"/>
                 <w:sz w:val="18"/>
               </w:rPr>
-              <w:t>Tecnolog?a</w:t>
+              <w:t>Tecnología</w:t>
             </w:r>
           </w:p>
         </w:tc>
@@ -141,7 +136,7 @@
                 <w:b w:val="0"/>
                 <w:sz w:val="18"/>
               </w:rPr>
-              <w:t>Construcci?n de componentes y manejo de estado.</w:t>
+              <w:t>Construcción de componentes y manejo de estado.</w:t>
             </w:r>
           </w:p>
         </w:tc>
@@ -175,7 +170,7 @@
                 <w:b w:val="0"/>
                 <w:sz w:val="18"/>
               </w:rPr>
-              <w:t>Servidor de desarrollo y proceso de compilaci?n.</w:t>
+              <w:t>Servidor de desarrollo y proceso de compilación.</w:t>
             </w:r>
           </w:p>
         </w:tc>
@@ -237,13 +232,8 @@
             <w:vAlign w:val="center"/>
           </w:tcPr>
           <w:p>
-            <w:r/>
             <w:r>
-              <w:rPr>
-                <w:b w:val="0"/>
-                <w:sz w:val="18"/>
-              </w:rPr>
-              <w:t>Componente principal y l?gica del login.</w:t>
+              <w:t>Componente principal y lógica del login.</w:t>
             </w:r>
           </w:p>
         </w:tc>
@@ -277,7 +267,7 @@
                 <w:b w:val="0"/>
                 <w:sz w:val="18"/>
               </w:rPr>
-              <w:t>Dise?o visual, responsive y layout.</w:t>
+              <w:t>Diseño visual, responsive y layout.</w:t>
             </w:r>
           </w:p>
         </w:tc>
@@ -305,13 +295,8 @@
             <w:vAlign w:val="center"/>
           </w:tcPr>
           <w:p>
-            <w:r/>
             <w:r>
-              <w:rPr>
-                <w:b w:val="0"/>
-                <w:sz w:val="18"/>
-              </w:rPr>
-              <w:t>Revisi?n est?tica del c?digo.</w:t>
+              <w:t>Revisión est?tica del c?digo.</w:t>
             </w:r>
           </w:p>
         </w:tc>
@@ -345,7 +330,7 @@
                 <w:b w:val="0"/>
                 <w:sz w:val="18"/>
               </w:rPr>
-              <w:t>Dependencia/configuraci?n disponible en el proyecto.</w:t>
+              <w:t>Dependencia/configuración disponible en el proyecto.</w:t>
             </w:r>
           </w:p>
         </w:tc>
@@ -397,7 +382,7 @@
         <w:pStyle w:val="Heading1"/>
       </w:pPr>
       <w:r>
-        <w:t>4. Instalaci?n local</w:t>
+        <w:t>4. Instalación local</w:t>
       </w:r>
     </w:p>
     <w:p>
@@ -485,14 +470,8 @@
             <w:shd w:fill="2F5496"/>
           </w:tcPr>
           <w:p>
-            <w:r/>
             <w:r>
-              <w:rPr>
-                <w:b/>
-                <w:color w:val="FFFFFF"/>
-                <w:sz w:val="18"/>
-              </w:rPr>
-              <w:t>Funci?n</w:t>
+              <w:t>Función</w:t>
             </w:r>
           </w:p>
         </w:tc>
@@ -554,13 +533,8 @@
             <w:vAlign w:val="center"/>
           </w:tcPr>
           <w:p>
-            <w:r/>
             <w:r>
-              <w:rPr>
-                <w:b w:val="0"/>
-                <w:sz w:val="18"/>
-              </w:rPr>
-              <w:t>Genera la compilaci?n de producci?n en dist/.</w:t>
+              <w:t>Genera la compilación de producci?n en dist/.</w:t>
             </w:r>
           </w:p>
         </w:tc>
@@ -622,13 +596,8 @@
             <w:vAlign w:val="center"/>
           </w:tcPr>
           <w:p>
-            <w:r/>
             <w:r>
-              <w:rPr>
-                <w:b w:val="0"/>
-                <w:sz w:val="18"/>
-              </w:rPr>
-              <w:t>Sirve localmente la compilaci?n de producci?n.</w:t>
+              <w:t>Sirve localmente la compilación de producci?n.</w:t>
             </w:r>
           </w:p>
         </w:tc>
@@ -721,7 +690,7 @@
                 <w:b w:val="0"/>
                 <w:sz w:val="18"/>
               </w:rPr>
-              <w:t>Login, validaciones y transici?n a la aplicaci?n.</w:t>
+              <w:t>Login, validaciones y transición a la aplicación.</w:t>
             </w:r>
           </w:p>
         </w:tc>
@@ -891,7 +860,7 @@
                 <w:b w:val="0"/>
                 <w:sz w:val="18"/>
               </w:rPr>
-              <w:t>Detalle y edici?n visual del plan.</w:t>
+              <w:t>Detalle y edición visual del plan.</w:t>
             </w:r>
           </w:p>
         </w:tc>
@@ -959,7 +928,7 @@
                 <w:b w:val="0"/>
                 <w:sz w:val="18"/>
               </w:rPr>
-              <w:t>Tipos de datos de planes y categor?as.</w:t>
+              <w:t>Tipos de datos de planes y categorías.</w:t>
             </w:r>
           </w:p>
         </w:tc>
@@ -993,7 +962,7 @@
                 <w:b w:val="0"/>
                 <w:sz w:val="18"/>
               </w:rPr>
-              <w:t>Estilos de login, navegaci?n, vistas, modales y responsive.</w:t>
+              <w:t>Estilos de login, navegación, vistas, modales y responsive.</w:t>
             </w:r>
           </w:p>
         </w:tc>
@@ -1055,13 +1024,8 @@
             <w:vAlign w:val="center"/>
           </w:tcPr>
           <w:p>
-            <w:r/>
             <w:r>
-              <w:rPr>
-                <w:b w:val="0"/>
-                <w:sz w:val="18"/>
-              </w:rPr>
-              <w:t>Fotograf?as, logotipos e im?genes de la interfaz.</w:t>
+              <w:t>Fotografías, logotipos e imágenes de la interfaz.</w:t>
             </w:r>
           </w:p>
         </w:tc>
@@ -1073,12 +1037,12 @@
         <w:pStyle w:val="Heading1"/>
       </w:pPr>
       <w:r>
-        <w:t>7. Flujo de autenticaci?n</w:t>
+        <w:t>7. Flujo de autenticación</w:t>
       </w:r>
     </w:p>
     <w:p>
       <w:r>
-        <w:t>El estado isLoggedIn controla la transici?n entre el login y ExploreView. La funci?n getEmailStatus valida el dominio institucional. handleSubmit valida campos, simula una espera de carga de 1.8 segundos y compara las credenciales de demostraci?n.</w:t>
+        <w:t>El estado isLoggedIn controla la transición entre el login y ExploreView. La función getEmailStatus valida el dominio institucional. handleSubmit valida campos, simula una espera de carga de 1.8 segundos y compara las credenciales de demostración.</w:t>
       </w:r>
     </w:p>
     <w:p>
@@ -1094,7 +1058,7 @@
         <w:pStyle w:val="ListBullet"/>
       </w:pPr>
       <w:r>
-        <w:t>Credenciales de demostraci?n: usuario@unison.mx / 123456.</w:t>
+        <w:t>Credenciales de demostración: usuario@unison.mx / 123456.</w:t>
       </w:r>
     </w:p>
     <w:p>
@@ -1102,7 +1066,7 @@
         <w:pStyle w:val="ListBullet"/>
       </w:pPr>
       <w:r>
-        <w:t>No existe autenticaci?n real, tokens, sesiones persistentes ni conexi?n a backend.</w:t>
+        <w:t>No existe autenticación real, tokens, sesiones persistentes ni conexión a backend.</w:t>
       </w:r>
     </w:p>
     <w:p>
@@ -1115,7 +1079,7 @@
     </w:p>
     <w:p>
       <w:r>
-        <w:t>ExploreView mantiene el estado de la secci?n activa, los filtros, el modal de creaci?n y el plan seleccionado. filteredPlanes se calcula con useMemo y combina coincidencia de texto, categor?a, visibilidad y estado.</w:t>
+        <w:t>ExploreView mantiene el estado de la sección activa, los filtros, el modal de creación y el plan seleccionado. filteredPlanes se calcula con useMemo y combina coincidencia de texto, categoría, visibilidad y estado.</w:t>
       </w:r>
     </w:p>
     <w:p>
@@ -1139,7 +1103,7 @@
         <w:pStyle w:val="ListBullet"/>
       </w:pPr>
       <w:r>
-        <w:t>En m?vil se oculta la imagen lateral y el formulario pasa a una sola columna.</w:t>
+        <w:t>En móvil se oculta la imagen lateral y el formulario pasa a una sola columna.</w:t>
       </w:r>
     </w:p>
     <w:p>
@@ -1147,7 +1111,7 @@
         <w:pStyle w:val="ListBullet"/>
       </w:pPr>
       <w:r>
-        <w:t>La sidebar y los controles de b?squeda reducen su tama?o en pantallas peque?as.</w:t>
+        <w:t>La sidebar y los controles de búsqueda reducen su tamaño en pantallas peque?as.</w:t>
       </w:r>
     </w:p>
     <w:p>
@@ -1171,7 +1135,7 @@
         <w:pStyle w:val="Heading1"/>
       </w:pPr>
       <w:r>
-        <w:t>10. Verificaci?n actual</w:t>
+        <w:t>10. Verificación actual</w:t>
       </w:r>
     </w:p>
     <w:tbl>
@@ -1200,7 +1164,7 @@
                 <w:color w:val="FFFFFF"/>
                 <w:sz w:val="18"/>
               </w:rPr>
-              <w:t>Verificaci?n</w:t>
+              <w:t>Verificación</w:t>
             </w:r>
           </w:p>
         </w:tc>
@@ -1246,13 +1210,8 @@
             <w:vAlign w:val="center"/>
           </w:tcPr>
           <w:p>
-            <w:r/>
             <w:r>
-              <w:rPr>
-                <w:b w:val="0"/>
-                <w:sz w:val="18"/>
-              </w:rPr>
-              <w:t>Correcto; compilaci?n de producci?n generada.</w:t>
+              <w:t>Correcto; compilación de producci?n generada.</w:t>
             </w:r>
           </w:p>
         </w:tc>
@@ -1366,12 +1325,12 @@
         <w:pStyle w:val="Heading1"/>
       </w:pPr>
       <w:r>
-        <w:t>11. Publicaci?n temporal con Cloudflare Tunnel</w:t>
+        <w:t>11. Publicación temporal con Cloudflare Tunnel</w:t>
       </w:r>
     </w:p>
     <w:p>
       <w:r>
-        <w:t>Para compartir el servidor local temporalmente se puede utilizar cloudflared apuntando al puerto de Vite. La configuraci?n de Vite incluye allowedHosts: true para aceptar el host externo del t?nel. Un Quick Tunnel es temporal y solo funciona mientras permanecen activos Vite y cloudflared.</w:t>
+        <w:t>Para compartir el servidor local temporalmente se puede utilizar cloudflared apuntando al puerto de Vite. La configuración de Vite incluye allowedHosts: true para aceptar el host externo del túnel. Un Quick Tunnel es temporal y solo funciona mientras permanecen activos Vite y cloudflared.</w:t>
       </w:r>
     </w:p>
     <w:p>
@@ -1387,7 +1346,7 @@
         <w:pStyle w:val="ListBullet"/>
       </w:pPr>
       <w:r>
-        <w:t>Conectar autenticaci?n real y recuperaci?n de contrase?a.</w:t>
+        <w:t>Conectar autenticación real y recuperaci?n de contraseña.</w:t>
       </w:r>
     </w:p>
     <w:p>

--- a/docs/Documentacion_tecnica_Olwe.docx
+++ b/docs/Documentacion_tecnica_Olwe.docx
@@ -296,7 +296,7 @@
           </w:tcPr>
           <w:p>
             <w:r>
-              <w:t>Revisión est?tica del c?digo.</w:t>
+              <w:t>Revisión estática del código.</w:t>
             </w:r>
           </w:p>
         </w:tc>
@@ -534,7 +534,7 @@
           </w:tcPr>
           <w:p>
             <w:r>
-              <w:t>Genera la compilación de producci?n en dist/.</w:t>
+              <w:t>Genera la compilación de producción en dist/.</w:t>
             </w:r>
           </w:p>
         </w:tc>
@@ -597,7 +597,7 @@
           </w:tcPr>
           <w:p>
             <w:r>
-              <w:t>Sirve localmente la compilación de producci?n.</w:t>
+              <w:t>Sirve localmente la compilación de producción.</w:t>
             </w:r>
           </w:p>
         </w:tc>
@@ -1111,7 +1111,7 @@
         <w:pStyle w:val="ListBullet"/>
       </w:pPr>
       <w:r>
-        <w:t>La sidebar y los controles de búsqueda reducen su tamaño en pantallas peque?as.</w:t>
+        <w:t>La sidebar y los controles de búsqueda reducen su tamaño en pantallas pequeñas.</w:t>
       </w:r>
     </w:p>
     <w:p>
@@ -1211,7 +1211,7 @@
           </w:tcPr>
           <w:p>
             <w:r>
-              <w:t>Correcto; compilación de producci?n generada.</w:t>
+              <w:t>Correcto; compilación de producción generada.</w:t>
             </w:r>
           </w:p>
         </w:tc>
@@ -1346,7 +1346,7 @@
         <w:pStyle w:val="ListBullet"/>
       </w:pPr>
       <w:r>
-        <w:t>Conectar autenticación real y recuperaci?n de contraseña.</w:t>
+        <w:t>Conectar autenticación real y recuperación de contraseña.</w:t>
       </w:r>
     </w:p>
     <w:p>

--- a/docs/Documentacion_tecnica_Olwe.docx
+++ b/docs/Documentacion_tecnica_Olwe.docx
@@ -4,39 +4,19 @@
   <w:body>
     <w:p>
       <w:pPr>
-        <w:jc w:val="center"/>
+        <w:pStyle w:val="Title"/>
       </w:pPr>
       <w:r>
-        <w:rPr>
-          <w:b/>
-          <w:color w:val="2F5496"/>
-          <w:sz w:val="60"/>
-        </w:rPr>
         <w:t>OLWE</w:t>
-      </w:r>
-    </w:p>
-    <w:p>
-      <w:pPr>
-        <w:jc w:val="center"/>
-      </w:pPr>
-      <w:r>
+        <w:br/>
         <w:t>Documentación técnica</w:t>
       </w:r>
     </w:p>
     <w:p>
-      <w:pPr>
-        <w:jc w:val="center"/>
-      </w:pPr>
       <w:r>
-        <w:rPr>
-          <w:i/>
-          <w:color w:val="595959"/>
-          <w:sz w:val="22"/>
-        </w:rPr>
         <w:t>Instalación, arquitectura y mantenimiento del prototipo Olwe</w:t>
       </w:r>
     </w:p>
-    <w:p/>
     <w:p>
       <w:pPr>
         <w:pStyle w:val="Heading1"/>
@@ -58,285 +38,23 @@
         <w:t>2. Tecnologías</w:t>
       </w:r>
     </w:p>
-    <w:tbl>
-      <w:tblPr>
-        <w:tblStyle w:val="TableGrid"/>
-        <w:tblW w:type="auto" w:w="0"/>
-        <w:jc w:val="center"/>
-        <w:tblLook w:firstColumn="1" w:firstRow="1" w:lastColumn="0" w:lastRow="0" w:noHBand="0" w:noVBand="1" w:val="04A0"/>
-      </w:tblPr>
-      <w:tblGrid>
-        <w:gridCol w:w="4968"/>
-        <w:gridCol w:w="4968"/>
-      </w:tblGrid>
-      <w:tr>
-        <w:tc>
-          <w:tcPr>
-            <w:tcW w:type="dxa" w:w="4968"/>
-            <w:vAlign w:val="center"/>
-            <w:shd w:fill="2F5496"/>
-          </w:tcPr>
-          <w:p>
-            <w:r/>
-            <w:r>
-              <w:rPr>
-                <w:b/>
-                <w:color w:val="FFFFFF"/>
-                <w:sz w:val="18"/>
-              </w:rPr>
-              <w:t>Tecnología</w:t>
-            </w:r>
-          </w:p>
-        </w:tc>
-        <w:tc>
-          <w:tcPr>
-            <w:tcW w:type="dxa" w:w="4968"/>
-            <w:vAlign w:val="center"/>
-            <w:shd w:fill="2F5496"/>
-          </w:tcPr>
-          <w:p>
-            <w:r/>
-            <w:r>
-              <w:rPr>
-                <w:b/>
-                <w:color w:val="FFFFFF"/>
-                <w:sz w:val="18"/>
-              </w:rPr>
-              <w:t>Uso</w:t>
-            </w:r>
-          </w:p>
-        </w:tc>
-      </w:tr>
-      <w:tr>
-        <w:tc>
-          <w:tcPr>
-            <w:tcW w:type="dxa" w:w="4968"/>
-            <w:vAlign w:val="center"/>
-          </w:tcPr>
-          <w:p>
-            <w:r/>
-            <w:r>
-              <w:rPr>
-                <w:b w:val="0"/>
-                <w:sz w:val="18"/>
-              </w:rPr>
-              <w:t>React 19</w:t>
-            </w:r>
-          </w:p>
-        </w:tc>
-        <w:tc>
-          <w:tcPr>
-            <w:tcW w:type="dxa" w:w="4968"/>
-            <w:vAlign w:val="center"/>
-          </w:tcPr>
-          <w:p>
-            <w:r/>
-            <w:r>
-              <w:rPr>
-                <w:b w:val="0"/>
-                <w:sz w:val="18"/>
-              </w:rPr>
-              <w:t>Construcción de componentes y manejo de estado.</w:t>
-            </w:r>
-          </w:p>
-        </w:tc>
-      </w:tr>
-      <w:tr>
-        <w:tc>
-          <w:tcPr>
-            <w:tcW w:type="dxa" w:w="4968"/>
-            <w:vAlign w:val="center"/>
-          </w:tcPr>
-          <w:p>
-            <w:r/>
-            <w:r>
-              <w:rPr>
-                <w:b w:val="0"/>
-                <w:sz w:val="18"/>
-              </w:rPr>
-              <w:t>Vite 8</w:t>
-            </w:r>
-          </w:p>
-        </w:tc>
-        <w:tc>
-          <w:tcPr>
-            <w:tcW w:type="dxa" w:w="4968"/>
-            <w:vAlign w:val="center"/>
-          </w:tcPr>
-          <w:p>
-            <w:r/>
-            <w:r>
-              <w:rPr>
-                <w:b w:val="0"/>
-                <w:sz w:val="18"/>
-              </w:rPr>
-              <w:t>Servidor de desarrollo y proceso de compilación.</w:t>
-            </w:r>
-          </w:p>
-        </w:tc>
-      </w:tr>
-      <w:tr>
-        <w:tc>
-          <w:tcPr>
-            <w:tcW w:type="dxa" w:w="4968"/>
-            <w:vAlign w:val="center"/>
-          </w:tcPr>
-          <w:p>
-            <w:r/>
-            <w:r>
-              <w:rPr>
-                <w:b w:val="0"/>
-                <w:sz w:val="18"/>
-              </w:rPr>
-              <w:t>TypeScript/TSX</w:t>
-            </w:r>
-          </w:p>
-        </w:tc>
-        <w:tc>
-          <w:tcPr>
-            <w:tcW w:type="dxa" w:w="4968"/>
-            <w:vAlign w:val="center"/>
-          </w:tcPr>
-          <w:p>
-            <w:r/>
-            <w:r>
-              <w:rPr>
-                <w:b w:val="0"/>
-                <w:sz w:val="18"/>
-              </w:rPr>
-              <w:t>Tipado de componentes y datos de planes.</w:t>
-            </w:r>
-          </w:p>
-        </w:tc>
-      </w:tr>
-      <w:tr>
-        <w:tc>
-          <w:tcPr>
-            <w:tcW w:type="dxa" w:w="4968"/>
-            <w:vAlign w:val="center"/>
-          </w:tcPr>
-          <w:p>
-            <w:r/>
-            <w:r>
-              <w:rPr>
-                <w:b w:val="0"/>
-                <w:sz w:val="18"/>
-              </w:rPr>
-              <w:t>JavaScript/JSX</w:t>
-            </w:r>
-          </w:p>
-        </w:tc>
-        <w:tc>
-          <w:tcPr>
-            <w:tcW w:type="dxa" w:w="4968"/>
-            <w:vAlign w:val="center"/>
-          </w:tcPr>
-          <w:p>
-            <w:r>
-              <w:t>Componente principal y lógica del login.</w:t>
-            </w:r>
-          </w:p>
-        </w:tc>
-      </w:tr>
-      <w:tr>
-        <w:tc>
-          <w:tcPr>
-            <w:tcW w:type="dxa" w:w="4968"/>
-            <w:vAlign w:val="center"/>
-          </w:tcPr>
-          <w:p>
-            <w:r/>
-            <w:r>
-              <w:rPr>
-                <w:b w:val="0"/>
-                <w:sz w:val="18"/>
-              </w:rPr>
-              <w:t>CSS</w:t>
-            </w:r>
-          </w:p>
-        </w:tc>
-        <w:tc>
-          <w:tcPr>
-            <w:tcW w:type="dxa" w:w="4968"/>
-            <w:vAlign w:val="center"/>
-          </w:tcPr>
-          <w:p>
-            <w:r/>
-            <w:r>
-              <w:rPr>
-                <w:b w:val="0"/>
-                <w:sz w:val="18"/>
-              </w:rPr>
-              <w:t>Diseño visual, responsive y layout.</w:t>
-            </w:r>
-          </w:p>
-        </w:tc>
-      </w:tr>
-      <w:tr>
-        <w:tc>
-          <w:tcPr>
-            <w:tcW w:type="dxa" w:w="4968"/>
-            <w:vAlign w:val="center"/>
-          </w:tcPr>
-          <w:p>
-            <w:r/>
-            <w:r>
-              <w:rPr>
-                <w:b w:val="0"/>
-                <w:sz w:val="18"/>
-              </w:rPr>
-              <w:t>ESLint</w:t>
-            </w:r>
-          </w:p>
-        </w:tc>
-        <w:tc>
-          <w:tcPr>
-            <w:tcW w:type="dxa" w:w="4968"/>
-            <w:vAlign w:val="center"/>
-          </w:tcPr>
-          <w:p>
-            <w:r>
-              <w:t>Revisión estática del código.</w:t>
-            </w:r>
-          </w:p>
-        </w:tc>
-      </w:tr>
-      <w:tr>
-        <w:tc>
-          <w:tcPr>
-            <w:tcW w:type="dxa" w:w="4968"/>
-            <w:vAlign w:val="center"/>
-          </w:tcPr>
-          <w:p>
-            <w:r/>
-            <w:r>
-              <w:rPr>
-                <w:b w:val="0"/>
-                <w:sz w:val="18"/>
-              </w:rPr>
-              <w:t>Tailwind CSS</w:t>
-            </w:r>
-          </w:p>
-        </w:tc>
-        <w:tc>
-          <w:tcPr>
-            <w:tcW w:type="dxa" w:w="4968"/>
-            <w:vAlign w:val="center"/>
-          </w:tcPr>
-          <w:p>
-            <w:r/>
-            <w:r>
-              <w:rPr>
-                <w:b w:val="0"/>
-                <w:sz w:val="18"/>
-              </w:rPr>
-              <w:t>Dependencia/configuración disponible en el proyecto.</w:t>
-            </w:r>
-          </w:p>
-        </w:tc>
-      </w:tr>
-    </w:tbl>
-    <w:p/>
+    <w:p>
+      <w:r>
+        <w:t>- React 19: Construcción de componentes y manejo de estado.</w:t>
+        <w:br/>
+        <w:t>- Vite 8: Servidor de desarrollo y proceso de compilación.</w:t>
+        <w:br/>
+        <w:t>- TypeScript/TSX: Tipado de componentes y datos de planes.</w:t>
+        <w:br/>
+        <w:t>- JavaScript/JSX: Componente principal y lógica del login.</w:t>
+        <w:br/>
+        <w:t>- CSS: Diseño visual, responsive y layout.</w:t>
+        <w:br/>
+        <w:t>- ESLint: Revisión estática del código.</w:t>
+        <w:br/>
+        <w:t>- Tailwind CSS: Dependencia/configuración disponible en el proyecto.</w:t>
+      </w:r>
+    </w:p>
     <w:p>
       <w:pPr>
         <w:pStyle w:val="Heading1"/>
@@ -346,35 +64,14 @@
       </w:r>
     </w:p>
     <w:p>
-      <w:pPr>
-        <w:pStyle w:val="ListBullet"/>
-      </w:pPr>
       <w:r>
-        <w:t>Node.js y npm instalados.</w:t>
-      </w:r>
-    </w:p>
-    <w:p>
-      <w:pPr>
-        <w:pStyle w:val="ListBullet"/>
-      </w:pPr>
-      <w:r>
-        <w:t>Git para control de versiones.</w:t>
-      </w:r>
-    </w:p>
-    <w:p>
-      <w:pPr>
-        <w:pStyle w:val="ListBullet"/>
-      </w:pPr>
-      <w:r>
-        <w:t>Navegador moderno.</w:t>
-      </w:r>
-    </w:p>
-    <w:p>
-      <w:pPr>
-        <w:pStyle w:val="ListBullet"/>
-      </w:pPr>
-      <w:r>
-        <w:t>Sistema operativo Windows, macOS o Linux.</w:t>
+        <w:t>- Node.js y npm instalados.</w:t>
+        <w:br/>
+        <w:t>- Git para control de versiones.</w:t>
+        <w:br/>
+        <w:t>- Navegador moderno.</w:t>
+        <w:br/>
+        <w:t>- Sistema operativo Windows, macOS o Linux.</w:t>
       </w:r>
     </w:p>
     <w:p>
@@ -386,43 +83,16 @@
       </w:r>
     </w:p>
     <w:p>
-      <w:pPr>
-        <w:pStyle w:val="ListNumber"/>
-      </w:pPr>
       <w:r>
-        <w:t>Clona el repositorio: git clone https://github.com/Sapitoequisde/Olwe_prototipo.git</w:t>
-      </w:r>
-    </w:p>
-    <w:p>
-      <w:pPr>
-        <w:pStyle w:val="ListNumber"/>
-      </w:pPr>
-      <w:r>
-        <w:t>Entra a la carpeta: cd Olwe_prototipo</w:t>
-      </w:r>
-    </w:p>
-    <w:p>
-      <w:pPr>
-        <w:pStyle w:val="ListNumber"/>
-      </w:pPr>
-      <w:r>
-        <w:t>Instala dependencias: npm install</w:t>
-      </w:r>
-    </w:p>
-    <w:p>
-      <w:pPr>
-        <w:pStyle w:val="ListNumber"/>
-      </w:pPr>
-      <w:r>
-        <w:t>Inicia el servidor: npm run dev</w:t>
-      </w:r>
-    </w:p>
-    <w:p>
-      <w:pPr>
-        <w:pStyle w:val="ListNumber"/>
-      </w:pPr>
-      <w:r>
-        <w:t>Abre la URL local mostrada por Vite, normalmente http://localhost:5173.</w:t>
+        <w:t>- Clona el repositorio: git clone https://github.com/Sapitoequisde/Olwe_prototipo.git</w:t>
+        <w:br/>
+        <w:t>- Entra a la carpeta: cd Olwe_prototipo</w:t>
+        <w:br/>
+        <w:t>- Instala dependencias: npm install</w:t>
+        <w:br/>
+        <w:t>- Inicia el servidor: npm run dev</w:t>
+        <w:br/>
+        <w:t>- Abre la URL local mostrada por Vite, normalmente http://localhost:5173.</w:t>
       </w:r>
     </w:p>
     <w:p>
@@ -433,177 +103,17 @@
         <w:t>5. Scripts disponibles</w:t>
       </w:r>
     </w:p>
-    <w:tbl>
-      <w:tblPr>
-        <w:tblStyle w:val="TableGrid"/>
-        <w:tblW w:type="auto" w:w="0"/>
-        <w:jc w:val="center"/>
-        <w:tblLook w:firstColumn="1" w:firstRow="1" w:lastColumn="0" w:lastRow="0" w:noHBand="0" w:noVBand="1" w:val="04A0"/>
-      </w:tblPr>
-      <w:tblGrid>
-        <w:gridCol w:w="4968"/>
-        <w:gridCol w:w="4968"/>
-      </w:tblGrid>
-      <w:tr>
-        <w:tc>
-          <w:tcPr>
-            <w:tcW w:type="dxa" w:w="4968"/>
-            <w:vAlign w:val="center"/>
-            <w:shd w:fill="2F5496"/>
-          </w:tcPr>
-          <w:p>
-            <w:r/>
-            <w:r>
-              <w:rPr>
-                <w:b/>
-                <w:color w:val="FFFFFF"/>
-                <w:sz w:val="18"/>
-              </w:rPr>
-              <w:t>Comando</w:t>
-            </w:r>
-          </w:p>
-        </w:tc>
-        <w:tc>
-          <w:tcPr>
-            <w:tcW w:type="dxa" w:w="4968"/>
-            <w:vAlign w:val="center"/>
-            <w:shd w:fill="2F5496"/>
-          </w:tcPr>
-          <w:p>
-            <w:r>
-              <w:t>Función</w:t>
-            </w:r>
-          </w:p>
-        </w:tc>
-      </w:tr>
-      <w:tr>
-        <w:tc>
-          <w:tcPr>
-            <w:tcW w:type="dxa" w:w="4968"/>
-            <w:vAlign w:val="center"/>
-          </w:tcPr>
-          <w:p>
-            <w:r/>
-            <w:r>
-              <w:rPr>
-                <w:b w:val="0"/>
-                <w:sz w:val="18"/>
-              </w:rPr>
-              <w:t>npm run dev</w:t>
-            </w:r>
-          </w:p>
-        </w:tc>
-        <w:tc>
-          <w:tcPr>
-            <w:tcW w:type="dxa" w:w="4968"/>
-            <w:vAlign w:val="center"/>
-          </w:tcPr>
-          <w:p>
-            <w:r/>
-            <w:r>
-              <w:rPr>
-                <w:b w:val="0"/>
-                <w:sz w:val="18"/>
-              </w:rPr>
-              <w:t>Inicia el servidor de desarrollo con recarga en caliente.</w:t>
-            </w:r>
-          </w:p>
-        </w:tc>
-      </w:tr>
-      <w:tr>
-        <w:tc>
-          <w:tcPr>
-            <w:tcW w:type="dxa" w:w="4968"/>
-            <w:vAlign w:val="center"/>
-          </w:tcPr>
-          <w:p>
-            <w:r/>
-            <w:r>
-              <w:rPr>
-                <w:b w:val="0"/>
-                <w:sz w:val="18"/>
-              </w:rPr>
-              <w:t>npm run build</w:t>
-            </w:r>
-          </w:p>
-        </w:tc>
-        <w:tc>
-          <w:tcPr>
-            <w:tcW w:type="dxa" w:w="4968"/>
-            <w:vAlign w:val="center"/>
-          </w:tcPr>
-          <w:p>
-            <w:r>
-              <w:t>Genera la compilación de producción en dist/.</w:t>
-            </w:r>
-          </w:p>
-        </w:tc>
-      </w:tr>
-      <w:tr>
-        <w:tc>
-          <w:tcPr>
-            <w:tcW w:type="dxa" w:w="4968"/>
-            <w:vAlign w:val="center"/>
-          </w:tcPr>
-          <w:p>
-            <w:r/>
-            <w:r>
-              <w:rPr>
-                <w:b w:val="0"/>
-                <w:sz w:val="18"/>
-              </w:rPr>
-              <w:t>npm run lint</w:t>
-            </w:r>
-          </w:p>
-        </w:tc>
-        <w:tc>
-          <w:tcPr>
-            <w:tcW w:type="dxa" w:w="4968"/>
-            <w:vAlign w:val="center"/>
-          </w:tcPr>
-          <w:p>
-            <w:r/>
-            <w:r>
-              <w:rPr>
-                <w:b w:val="0"/>
-                <w:sz w:val="18"/>
-              </w:rPr>
-              <w:t>Ejecuta ESLint sobre el proyecto.</w:t>
-            </w:r>
-          </w:p>
-        </w:tc>
-      </w:tr>
-      <w:tr>
-        <w:tc>
-          <w:tcPr>
-            <w:tcW w:type="dxa" w:w="4968"/>
-            <w:vAlign w:val="center"/>
-          </w:tcPr>
-          <w:p>
-            <w:r/>
-            <w:r>
-              <w:rPr>
-                <w:b w:val="0"/>
-                <w:sz w:val="18"/>
-              </w:rPr>
-              <w:t>npm run preview</w:t>
-            </w:r>
-          </w:p>
-        </w:tc>
-        <w:tc>
-          <w:tcPr>
-            <w:tcW w:type="dxa" w:w="4968"/>
-            <w:vAlign w:val="center"/>
-          </w:tcPr>
-          <w:p>
-            <w:r>
-              <w:t>Sirve localmente la compilación de producción.</w:t>
-            </w:r>
-          </w:p>
-        </w:tc>
-      </w:tr>
-    </w:tbl>
-    <w:p/>
+    <w:p>
+      <w:r>
+        <w:t>- npm run dev: Inicia el servidor de desarrollo con recarga en caliente.</w:t>
+        <w:br/>
+        <w:t>- npm run build: Genera la compilación de producción en dist/.</w:t>
+        <w:br/>
+        <w:t>- npm run lint: Ejecuta ESLint sobre el proyecto.</w:t>
+        <w:br/>
+        <w:t>- npm run preview: Sirve localmente la compilación de producción.</w:t>
+      </w:r>
+    </w:p>
     <w:p>
       <w:pPr>
         <w:pStyle w:val="Heading1"/>
@@ -612,426 +122,31 @@
         <w:t>6. Estructura principal</w:t>
       </w:r>
     </w:p>
-    <w:tbl>
-      <w:tblPr>
-        <w:tblStyle w:val="TableGrid"/>
-        <w:tblW w:type="auto" w:w="0"/>
-        <w:jc w:val="center"/>
-        <w:tblLook w:firstColumn="1" w:firstRow="1" w:lastColumn="0" w:lastRow="0" w:noHBand="0" w:noVBand="1" w:val="04A0"/>
-      </w:tblPr>
-      <w:tblGrid>
-        <w:gridCol w:w="4968"/>
-        <w:gridCol w:w="4968"/>
-      </w:tblGrid>
-      <w:tr>
-        <w:tc>
-          <w:tcPr>
-            <w:tcW w:type="dxa" w:w="4968"/>
-            <w:vAlign w:val="center"/>
-            <w:shd w:fill="2F5496"/>
-          </w:tcPr>
-          <w:p>
-            <w:r/>
-            <w:r>
-              <w:rPr>
-                <w:b/>
-                <w:color w:val="FFFFFF"/>
-                <w:sz w:val="18"/>
-              </w:rPr>
-              <w:t>Ruta</w:t>
-            </w:r>
-          </w:p>
-        </w:tc>
-        <w:tc>
-          <w:tcPr>
-            <w:tcW w:type="dxa" w:w="4968"/>
-            <w:vAlign w:val="center"/>
-            <w:shd w:fill="2F5496"/>
-          </w:tcPr>
-          <w:p>
-            <w:r/>
-            <w:r>
-              <w:rPr>
-                <w:b/>
-                <w:color w:val="FFFFFF"/>
-                <w:sz w:val="18"/>
-              </w:rPr>
-              <w:t>Responsabilidad</w:t>
-            </w:r>
-          </w:p>
-        </w:tc>
-      </w:tr>
-      <w:tr>
-        <w:tc>
-          <w:tcPr>
-            <w:tcW w:type="dxa" w:w="4968"/>
-            <w:vAlign w:val="center"/>
-          </w:tcPr>
-          <w:p>
-            <w:r/>
-            <w:r>
-              <w:rPr>
-                <w:b w:val="0"/>
-                <w:sz w:val="18"/>
-              </w:rPr>
-              <w:t>src/App.jsx</w:t>
-            </w:r>
-          </w:p>
-        </w:tc>
-        <w:tc>
-          <w:tcPr>
-            <w:tcW w:type="dxa" w:w="4968"/>
-            <w:vAlign w:val="center"/>
-          </w:tcPr>
-          <w:p>
-            <w:r/>
-            <w:r>
-              <w:rPr>
-                <w:b w:val="0"/>
-                <w:sz w:val="18"/>
-              </w:rPr>
-              <w:t>Login, validaciones y transición a la aplicación.</w:t>
-            </w:r>
-          </w:p>
-        </w:tc>
-      </w:tr>
-      <w:tr>
-        <w:tc>
-          <w:tcPr>
-            <w:tcW w:type="dxa" w:w="4968"/>
-            <w:vAlign w:val="center"/>
-          </w:tcPr>
-          <w:p>
-            <w:r/>
-            <w:r>
-              <w:rPr>
-                <w:b w:val="0"/>
-                <w:sz w:val="18"/>
-              </w:rPr>
-              <w:t>src/pages/ExploreView.tsx</w:t>
-            </w:r>
-          </w:p>
-        </w:tc>
-        <w:tc>
-          <w:tcPr>
-            <w:tcW w:type="dxa" w:w="4968"/>
-            <w:vAlign w:val="center"/>
-          </w:tcPr>
-          <w:p>
-            <w:r/>
-            <w:r>
-              <w:rPr>
-                <w:b w:val="0"/>
-                <w:sz w:val="18"/>
-              </w:rPr>
-              <w:t>Sidebar, Explorar, Mis planes, filtros y modales.</w:t>
-            </w:r>
-          </w:p>
-        </w:tc>
-      </w:tr>
-      <w:tr>
-        <w:tc>
-          <w:tcPr>
-            <w:tcW w:type="dxa" w:w="4968"/>
-            <w:vAlign w:val="center"/>
-          </w:tcPr>
-          <w:p>
-            <w:r/>
-            <w:r>
-              <w:rPr>
-                <w:b w:val="0"/>
-                <w:sz w:val="18"/>
-              </w:rPr>
-              <w:t>src/components/FilterBar.tsx</w:t>
-            </w:r>
-          </w:p>
-        </w:tc>
-        <w:tc>
-          <w:tcPr>
-            <w:tcW w:type="dxa" w:w="4968"/>
-            <w:vAlign w:val="center"/>
-          </w:tcPr>
-          <w:p>
-            <w:r/>
-            <w:r>
-              <w:rPr>
-                <w:b w:val="0"/>
-                <w:sz w:val="18"/>
-              </w:rPr>
-              <w:t>Buscador y controles de filtrado.</w:t>
-            </w:r>
-          </w:p>
-        </w:tc>
-      </w:tr>
-      <w:tr>
-        <w:tc>
-          <w:tcPr>
-            <w:tcW w:type="dxa" w:w="4968"/>
-            <w:vAlign w:val="center"/>
-          </w:tcPr>
-          <w:p>
-            <w:r/>
-            <w:r>
-              <w:rPr>
-                <w:b w:val="0"/>
-                <w:sz w:val="18"/>
-              </w:rPr>
-              <w:t>src/components/MapBackground.tsx</w:t>
-            </w:r>
-          </w:p>
-        </w:tc>
-        <w:tc>
-          <w:tcPr>
-            <w:tcW w:type="dxa" w:w="4968"/>
-            <w:vAlign w:val="center"/>
-          </w:tcPr>
-          <w:p>
-            <w:r/>
-            <w:r>
-              <w:rPr>
-                <w:b w:val="0"/>
-                <w:sz w:val="18"/>
-              </w:rPr>
-              <w:t>Mapa visual simulado.</w:t>
-            </w:r>
-          </w:p>
-        </w:tc>
-      </w:tr>
-      <w:tr>
-        <w:tc>
-          <w:tcPr>
-            <w:tcW w:type="dxa" w:w="4968"/>
-            <w:vAlign w:val="center"/>
-          </w:tcPr>
-          <w:p>
-            <w:r/>
-            <w:r>
-              <w:rPr>
-                <w:b w:val="0"/>
-                <w:sz w:val="18"/>
-              </w:rPr>
-              <w:t>src/components/PlanMarker.tsx</w:t>
-            </w:r>
-          </w:p>
-        </w:tc>
-        <w:tc>
-          <w:tcPr>
-            <w:tcW w:type="dxa" w:w="4968"/>
-            <w:vAlign w:val="center"/>
-          </w:tcPr>
-          <w:p>
-            <w:r/>
-            <w:r>
-              <w:rPr>
-                <w:b w:val="0"/>
-                <w:sz w:val="18"/>
-              </w:rPr>
-              <w:t>Marcadores interactivos del mapa.</w:t>
-            </w:r>
-          </w:p>
-        </w:tc>
-      </w:tr>
-      <w:tr>
-        <w:tc>
-          <w:tcPr>
-            <w:tcW w:type="dxa" w:w="4968"/>
-            <w:vAlign w:val="center"/>
-          </w:tcPr>
-          <w:p>
-            <w:r/>
-            <w:r>
-              <w:rPr>
-                <w:b w:val="0"/>
-                <w:sz w:val="18"/>
-              </w:rPr>
-              <w:t>src/components/PlanDetailModal.tsx</w:t>
-            </w:r>
-          </w:p>
-        </w:tc>
-        <w:tc>
-          <w:tcPr>
-            <w:tcW w:type="dxa" w:w="4968"/>
-            <w:vAlign w:val="center"/>
-          </w:tcPr>
-          <w:p>
-            <w:r/>
-            <w:r>
-              <w:rPr>
-                <w:b w:val="0"/>
-                <w:sz w:val="18"/>
-              </w:rPr>
-              <w:t>Detalle y edición visual del plan.</w:t>
-            </w:r>
-          </w:p>
-        </w:tc>
-      </w:tr>
-      <w:tr>
-        <w:tc>
-          <w:tcPr>
-            <w:tcW w:type="dxa" w:w="4968"/>
-            <w:vAlign w:val="center"/>
-          </w:tcPr>
-          <w:p>
-            <w:r/>
-            <w:r>
-              <w:rPr>
-                <w:b w:val="0"/>
-                <w:sz w:val="18"/>
-              </w:rPr>
-              <w:t>src/data/mockData.ts</w:t>
-            </w:r>
-          </w:p>
-        </w:tc>
-        <w:tc>
-          <w:tcPr>
-            <w:tcW w:type="dxa" w:w="4968"/>
-            <w:vAlign w:val="center"/>
-          </w:tcPr>
-          <w:p>
-            <w:r/>
-            <w:r>
-              <w:rPr>
-                <w:b w:val="0"/>
-                <w:sz w:val="18"/>
-              </w:rPr>
-              <w:t>Planes de ejemplo.</w:t>
-            </w:r>
-          </w:p>
-        </w:tc>
-      </w:tr>
-      <w:tr>
-        <w:tc>
-          <w:tcPr>
-            <w:tcW w:type="dxa" w:w="4968"/>
-            <w:vAlign w:val="center"/>
-          </w:tcPr>
-          <w:p>
-            <w:r/>
-            <w:r>
-              <w:rPr>
-                <w:b w:val="0"/>
-                <w:sz w:val="18"/>
-              </w:rPr>
-              <w:t>src/types.ts</w:t>
-            </w:r>
-          </w:p>
-        </w:tc>
-        <w:tc>
-          <w:tcPr>
-            <w:tcW w:type="dxa" w:w="4968"/>
-            <w:vAlign w:val="center"/>
-          </w:tcPr>
-          <w:p>
-            <w:r/>
-            <w:r>
-              <w:rPr>
-                <w:b w:val="0"/>
-                <w:sz w:val="18"/>
-              </w:rPr>
-              <w:t>Tipos de datos de planes y categorías.</w:t>
-            </w:r>
-          </w:p>
-        </w:tc>
-      </w:tr>
-      <w:tr>
-        <w:tc>
-          <w:tcPr>
-            <w:tcW w:type="dxa" w:w="4968"/>
-            <w:vAlign w:val="center"/>
-          </w:tcPr>
-          <w:p>
-            <w:r/>
-            <w:r>
-              <w:rPr>
-                <w:b w:val="0"/>
-                <w:sz w:val="18"/>
-              </w:rPr>
-              <w:t>src/App.css</w:t>
-            </w:r>
-          </w:p>
-        </w:tc>
-        <w:tc>
-          <w:tcPr>
-            <w:tcW w:type="dxa" w:w="4968"/>
-            <w:vAlign w:val="center"/>
-          </w:tcPr>
-          <w:p>
-            <w:r/>
-            <w:r>
-              <w:rPr>
-                <w:b w:val="0"/>
-                <w:sz w:val="18"/>
-              </w:rPr>
-              <w:t>Estilos de login, navegación, vistas, modales y responsive.</w:t>
-            </w:r>
-          </w:p>
-        </w:tc>
-      </w:tr>
-      <w:tr>
-        <w:tc>
-          <w:tcPr>
-            <w:tcW w:type="dxa" w:w="4968"/>
-            <w:vAlign w:val="center"/>
-          </w:tcPr>
-          <w:p>
-            <w:r/>
-            <w:r>
-              <w:rPr>
-                <w:b w:val="0"/>
-                <w:sz w:val="18"/>
-              </w:rPr>
-              <w:t>src/index.css</w:t>
-            </w:r>
-          </w:p>
-        </w:tc>
-        <w:tc>
-          <w:tcPr>
-            <w:tcW w:type="dxa" w:w="4968"/>
-            <w:vAlign w:val="center"/>
-          </w:tcPr>
-          <w:p>
-            <w:r/>
-            <w:r>
-              <w:rPr>
-                <w:b w:val="0"/>
-                <w:sz w:val="18"/>
-              </w:rPr>
-              <w:t>Estilos globales y reset.</w:t>
-            </w:r>
-          </w:p>
-        </w:tc>
-      </w:tr>
-      <w:tr>
-        <w:tc>
-          <w:tcPr>
-            <w:tcW w:type="dxa" w:w="4968"/>
-            <w:vAlign w:val="center"/>
-          </w:tcPr>
-          <w:p>
-            <w:r/>
-            <w:r>
-              <w:rPr>
-                <w:b w:val="0"/>
-                <w:sz w:val="18"/>
-              </w:rPr>
-              <w:t>src/assets/</w:t>
-            </w:r>
-          </w:p>
-        </w:tc>
-        <w:tc>
-          <w:tcPr>
-            <w:tcW w:type="dxa" w:w="4968"/>
-            <w:vAlign w:val="center"/>
-          </w:tcPr>
-          <w:p>
-            <w:r>
-              <w:t>Fotografías, logotipos e imágenes de la interfaz.</w:t>
-            </w:r>
-          </w:p>
-        </w:tc>
-      </w:tr>
-    </w:tbl>
-    <w:p/>
+    <w:p>
+      <w:r>
+        <w:t>- src/App.jsx: Login, validaciones y transición a la aplicación.</w:t>
+        <w:br/>
+        <w:t>- src/pages/ExploreView.tsx: Sidebar, Explorar, Mis planes, filtros y modales.</w:t>
+        <w:br/>
+        <w:t>- src/components/FilterBar.tsx: Buscador y controles de filtrado.</w:t>
+        <w:br/>
+        <w:t>- src/components/MapBackground.tsx: Mapa visual simulado.</w:t>
+        <w:br/>
+        <w:t>- src/components/PlanMarker.tsx: Marcadores interactivos del mapa.</w:t>
+        <w:br/>
+        <w:t>- src/components/PlanDetailModal.tsx: Detalle y edición visual del plan.</w:t>
+        <w:br/>
+        <w:t>- src/data/mockData.ts: Planes de ejemplo.</w:t>
+        <w:br/>
+        <w:t>- src/types.ts: Tipos de datos de planes y categorías.</w:t>
+        <w:br/>
+        <w:t>- src/App.css: Estilos de login, navegación, vistas, modales y responsive.</w:t>
+        <w:br/>
+        <w:t>- src/index.css: Estilos globales y reset.</w:t>
+        <w:br/>
+        <w:t>- src/assets/: Fotografías, logotipos e imágenes de la interfaz.</w:t>
+      </w:r>
+    </w:p>
     <w:p>
       <w:pPr>
         <w:pStyle w:val="Heading1"/>
@@ -1043,30 +158,12 @@
     <w:p>
       <w:r>
         <w:t>El estado isLoggedIn controla la transición entre el login y ExploreView. La función getEmailStatus valida el dominio institucional. handleSubmit valida campos, simula una espera de carga de 1.8 segundos y compara las credenciales de demostración.</w:t>
-      </w:r>
-    </w:p>
-    <w:p>
-      <w:pPr>
-        <w:pStyle w:val="ListBullet"/>
-      </w:pPr>
-      <w:r>
-        <w:t>Dominio permitido: @unison.mx.</w:t>
-      </w:r>
-    </w:p>
-    <w:p>
-      <w:pPr>
-        <w:pStyle w:val="ListBullet"/>
-      </w:pPr>
-      <w:r>
-        <w:t>Credenciales de demostración: usuario@unison.mx / 123456.</w:t>
-      </w:r>
-    </w:p>
-    <w:p>
-      <w:pPr>
-        <w:pStyle w:val="ListBullet"/>
-      </w:pPr>
-      <w:r>
-        <w:t>No existe autenticación real, tokens, sesiones persistentes ni conexión a backend.</w:t>
+        <w:br/>
+        <w:t>- Dominio permitido: @unison.mx.</w:t>
+        <w:br/>
+        <w:t>- Credenciales de demostración: usuario@unison.mx / 123456.</w:t>
+        <w:br/>
+        <w:t>- No existe autenticación real, tokens, sesiones persistentes ni conexión a backend.</w:t>
       </w:r>
     </w:p>
     <w:p>
@@ -1091,43 +188,16 @@
       </w:r>
     </w:p>
     <w:p>
-      <w:pPr>
-        <w:pStyle w:val="ListBullet"/>
-      </w:pPr>
       <w:r>
-        <w:t>El login ocupa el viewport y oculta el desbordamiento vertical en escritorio.</w:t>
-      </w:r>
-    </w:p>
-    <w:p>
-      <w:pPr>
-        <w:pStyle w:val="ListBullet"/>
-      </w:pPr>
-      <w:r>
-        <w:t>En móvil se oculta la imagen lateral y el formulario pasa a una sola columna.</w:t>
-      </w:r>
-    </w:p>
-    <w:p>
-      <w:pPr>
-        <w:pStyle w:val="ListBullet"/>
-      </w:pPr>
-      <w:r>
-        <w:t>La sidebar y los controles de búsqueda reducen su tamaño en pantallas pequeñas.</w:t>
-      </w:r>
-    </w:p>
-    <w:p>
-      <w:pPr>
-        <w:pStyle w:val="ListBullet"/>
-      </w:pPr>
-      <w:r>
-        <w:t>Los modales se ajustan al ancho disponible y el detalle pasa de dos columnas a una.</w:t>
-      </w:r>
-    </w:p>
-    <w:p>
-      <w:pPr>
-        <w:pStyle w:val="ListBullet"/>
-      </w:pPr>
-      <w:r>
-        <w:t>index.css evita el desbordamiento horizontal global.</w:t>
+        <w:t>- El login ocupa el viewport y oculta el desbordamiento vertical en escritorio.</w:t>
+        <w:br/>
+        <w:t>- En móvil se oculta la imagen lateral y el formulario pasa a una sola columna.</w:t>
+        <w:br/>
+        <w:t>- La sidebar y los controles de búsqueda reducen su tamaño en pantallas pequeñas.</w:t>
+        <w:br/>
+        <w:t>- Los modales se ajustan al ancho disponible y el detalle pasa de dos columnas a una.</w:t>
+        <w:br/>
+        <w:t>- index.css evita el desbordamiento horizontal global.</w:t>
       </w:r>
     </w:p>
     <w:p>
@@ -1138,188 +208,17 @@
         <w:t>10. Verificación actual</w:t>
       </w:r>
     </w:p>
-    <w:tbl>
-      <w:tblPr>
-        <w:tblStyle w:val="TableGrid"/>
-        <w:tblW w:type="auto" w:w="0"/>
-        <w:jc w:val="center"/>
-        <w:tblLook w:firstColumn="1" w:firstRow="1" w:lastColumn="0" w:lastRow="0" w:noHBand="0" w:noVBand="1" w:val="04A0"/>
-      </w:tblPr>
-      <w:tblGrid>
-        <w:gridCol w:w="4968"/>
-        <w:gridCol w:w="4968"/>
-      </w:tblGrid>
-      <w:tr>
-        <w:tc>
-          <w:tcPr>
-            <w:tcW w:type="dxa" w:w="4968"/>
-            <w:vAlign w:val="center"/>
-            <w:shd w:fill="2F5496"/>
-          </w:tcPr>
-          <w:p>
-            <w:r/>
-            <w:r>
-              <w:rPr>
-                <w:b/>
-                <w:color w:val="FFFFFF"/>
-                <w:sz w:val="18"/>
-              </w:rPr>
-              <w:t>Verificación</w:t>
-            </w:r>
-          </w:p>
-        </w:tc>
-        <w:tc>
-          <w:tcPr>
-            <w:tcW w:type="dxa" w:w="4968"/>
-            <w:vAlign w:val="center"/>
-            <w:shd w:fill="2F5496"/>
-          </w:tcPr>
-          <w:p>
-            <w:r/>
-            <w:r>
-              <w:rPr>
-                <w:b/>
-                <w:color w:val="FFFFFF"/>
-                <w:sz w:val="18"/>
-              </w:rPr>
-              <w:t>Resultado</w:t>
-            </w:r>
-          </w:p>
-        </w:tc>
-      </w:tr>
-      <w:tr>
-        <w:tc>
-          <w:tcPr>
-            <w:tcW w:type="dxa" w:w="4968"/>
-            <w:vAlign w:val="center"/>
-          </w:tcPr>
-          <w:p>
-            <w:r/>
-            <w:r>
-              <w:rPr>
-                <w:b w:val="0"/>
-                <w:sz w:val="18"/>
-              </w:rPr>
-              <w:t>npm run build</w:t>
-            </w:r>
-          </w:p>
-        </w:tc>
-        <w:tc>
-          <w:tcPr>
-            <w:tcW w:type="dxa" w:w="4968"/>
-            <w:vAlign w:val="center"/>
-          </w:tcPr>
-          <w:p>
-            <w:r>
-              <w:t>Correcto; compilación de producción generada.</w:t>
-            </w:r>
-          </w:p>
-        </w:tc>
-      </w:tr>
-      <w:tr>
-        <w:tc>
-          <w:tcPr>
-            <w:tcW w:type="dxa" w:w="4968"/>
-            <w:vAlign w:val="center"/>
-          </w:tcPr>
-          <w:p>
-            <w:r/>
-            <w:r>
-              <w:rPr>
-                <w:b w:val="0"/>
-                <w:sz w:val="18"/>
-              </w:rPr>
-              <w:t>npm run lint</w:t>
-            </w:r>
-          </w:p>
-        </w:tc>
-        <w:tc>
-          <w:tcPr>
-            <w:tcW w:type="dxa" w:w="4968"/>
-            <w:vAlign w:val="center"/>
-          </w:tcPr>
-          <w:p>
-            <w:r/>
-            <w:r>
-              <w:rPr>
-                <w:b w:val="0"/>
-                <w:sz w:val="18"/>
-              </w:rPr>
-              <w:t>Correcto; sin errores de ESLint.</w:t>
-            </w:r>
-          </w:p>
-        </w:tc>
-      </w:tr>
-      <w:tr>
-        <w:tc>
-          <w:tcPr>
-            <w:tcW w:type="dxa" w:w="4968"/>
-            <w:vAlign w:val="center"/>
-          </w:tcPr>
-          <w:p>
-            <w:r/>
-            <w:r>
-              <w:rPr>
-                <w:b w:val="0"/>
-                <w:sz w:val="18"/>
-              </w:rPr>
-              <w:t>Rama publicada</w:t>
-            </w:r>
-          </w:p>
-        </w:tc>
-        <w:tc>
-          <w:tcPr>
-            <w:tcW w:type="dxa" w:w="4968"/>
-            <w:vAlign w:val="center"/>
-          </w:tcPr>
-          <w:p>
-            <w:r/>
-            <w:r>
-              <w:rPr>
-                <w:b w:val="0"/>
-                <w:sz w:val="18"/>
-              </w:rPr>
-              <w:t>main</w:t>
-            </w:r>
-          </w:p>
-        </w:tc>
-      </w:tr>
-      <w:tr>
-        <w:tc>
-          <w:tcPr>
-            <w:tcW w:type="dxa" w:w="4968"/>
-            <w:vAlign w:val="center"/>
-          </w:tcPr>
-          <w:p>
-            <w:r/>
-            <w:r>
-              <w:rPr>
-                <w:b w:val="0"/>
-                <w:sz w:val="18"/>
-              </w:rPr>
-              <w:t>Repositorio</w:t>
-            </w:r>
-          </w:p>
-        </w:tc>
-        <w:tc>
-          <w:tcPr>
-            <w:tcW w:type="dxa" w:w="4968"/>
-            <w:vAlign w:val="center"/>
-          </w:tcPr>
-          <w:p>
-            <w:r/>
-            <w:r>
-              <w:rPr>
-                <w:b w:val="0"/>
-                <w:sz w:val="18"/>
-              </w:rPr>
-              <w:t>https://github.com/Sapitoequisde/Olwe_prototipo</w:t>
-            </w:r>
-          </w:p>
-        </w:tc>
-      </w:tr>
-    </w:tbl>
-    <w:p/>
+    <w:p>
+      <w:r>
+        <w:t>- npm run build: Correcto; compilación de producción generada.</w:t>
+        <w:br/>
+        <w:t>- npm run lint: Correcto; sin errores de ESLint.</w:t>
+        <w:br/>
+        <w:t>- Rama publicada: main</w:t>
+        <w:br/>
+        <w:t>- Repositorio: https://github.com/Sapitoequisde/Olwe_prototipo</w:t>
+      </w:r>
+    </w:p>
     <w:p>
       <w:pPr>
         <w:pStyle w:val="Heading1"/>
@@ -1342,72 +241,26 @@
       </w:r>
     </w:p>
     <w:p>
-      <w:pPr>
-        <w:pStyle w:val="ListBullet"/>
-      </w:pPr>
       <w:r>
-        <w:t>Conectar autenticación real y recuperación de contraseña.</w:t>
-      </w:r>
-    </w:p>
-    <w:p>
-      <w:pPr>
-        <w:pStyle w:val="ListBullet"/>
-      </w:pPr>
-      <w:r>
-        <w:t>Persistir planes en una API y base de datos.</w:t>
-      </w:r>
-    </w:p>
-    <w:p>
-      <w:pPr>
-        <w:pStyle w:val="ListBullet"/>
-      </w:pPr>
-      <w:r>
-        <w:t>Implementar notificaciones, eventos inscritos, chats y perfil.</w:t>
-      </w:r>
-    </w:p>
-    <w:p>
-      <w:pPr>
-        <w:pStyle w:val="ListBullet"/>
-      </w:pPr>
-      <w:r>
-        <w:t>Agregar pruebas automatizadas de componentes y flujos.</w:t>
-      </w:r>
-    </w:p>
-    <w:p>
-      <w:pPr>
-        <w:pStyle w:val="ListBullet"/>
-      </w:pPr>
-      <w:r>
-        <w:t>Configurar variables de entorno y una estrategia de despliegue permanente.</w:t>
+        <w:t>- Conectar autenticación real y recuperación de contraseña.</w:t>
+        <w:br/>
+        <w:t>- Persistir planes en una API y base de datos.</w:t>
+        <w:br/>
+        <w:t>- Implementar notificaciones, eventos inscritos, chats y perfil.</w:t>
+        <w:br/>
+        <w:t>- Agregar pruebas automatizadas de componentes y flujos.</w:t>
+        <w:br/>
+        <w:t>- Configurar variables de entorno y una estrategia de despliegue permanente.</w:t>
       </w:r>
     </w:p>
     <w:sectPr>
-      <w:footerReference w:type="default" r:id="rId9"/>
       <w:pgSz w:w="12240" w:h="15840"/>
-      <w:pgMar w:top="1008" w:right="1152" w:bottom="1008" w:left="1152" w:header="720" w:footer="720" w:gutter="0"/>
+      <w:pgMar w:top="1440" w:right="1800" w:bottom="1440" w:left="1800" w:header="720" w:footer="720" w:gutter="0"/>
       <w:cols w:space="720"/>
       <w:docGrid w:linePitch="360"/>
     </w:sectPr>
   </w:body>
 </w:document>
-</file>
-
-<file path=word/footer1.xml><?xml version="1.0" encoding="utf-8"?>
-<w:ftr xmlns:m="http://schemas.openxmlformats.org/officeDocument/2006/math" xmlns:mc="http://schemas.openxmlformats.org/markup-compatibility/2006" xmlns:mo="http://schemas.microsoft.com/office/mac/office/2008/main" xmlns:mv="urn:schemas-microsoft-com:mac:vml" xmlns:o="urn:schemas-microsoft-com:office:office" xmlns:r="http://schemas.openxmlformats.org/officeDocument/2006/relationships" xmlns:v="urn:schemas-microsoft-com:vml" xmlns:w10="urn:schemas-microsoft-com:office:word" xmlns:w14="http://schemas.microsoft.com/office/word/2010/wordml" xmlns:w="http://schemas.openxmlformats.org/wordprocessingml/2006/main" xmlns:wne="http://schemas.microsoft.com/office/word/2006/wordml" xmlns:wp14="http://schemas.microsoft.com/office/word/2010/wordprocessingDrawing" xmlns:wp="http://schemas.openxmlformats.org/drawingml/2006/wordprocessingDrawing" xmlns:wpc="http://schemas.microsoft.com/office/word/2010/wordprocessingCanvas" xmlns:wpg="http://schemas.microsoft.com/office/word/2010/wordprocessingGroup" xmlns:wpi="http://schemas.microsoft.com/office/word/2010/wordprocessingInk" xmlns:wps="http://schemas.microsoft.com/office/word/2010/wordprocessingShape" mc:Ignorable="w14 wp14">
-  <w:p>
-    <w:pPr>
-      <w:pStyle w:val="Footer"/>
-      <w:jc w:val="center"/>
-    </w:pPr>
-    <w:r>
-      <w:rPr>
-        <w:color w:val="595959"/>
-        <w:sz w:val="16"/>
-      </w:rPr>
-      <w:t>Olwe - Sistema web universitario | Documentaci?n generada el 22 de septiembre de 2026</w:t>
-    </w:r>
-  </w:p>
-</w:ftr>
 </file>
 
 <file path=word/numbering.xml><?xml version="1.0" encoding="utf-8"?>
@@ -1773,11 +626,6 @@
     <w:name w:val="Normal"/>
     <w:qFormat/>
     <w:rsid w:val="00FC693F"/>
-    <w:rPr>
-      <w:rFonts w:ascii="Aptos" w:hAnsi="Aptos"/>
-      <w:color w:val="2D2D2D"/>
-      <w:sz w:val="20"/>
-    </w:rPr>
   </w:style>
   <w:style w:type="paragraph" w:styleId="Header">
     <w:name w:val="header"/>
@@ -1838,11 +686,11 @@
       <w:outlineLvl w:val="0"/>
     </w:pPr>
     <w:rPr>
-      <w:rFonts w:asciiTheme="majorHAnsi" w:eastAsiaTheme="majorEastAsia" w:hAnsiTheme="majorHAnsi" w:cstheme="majorBidi" w:ascii="Aptos Display" w:hAnsi="Aptos Display"/>
+      <w:rFonts w:asciiTheme="majorHAnsi" w:eastAsiaTheme="majorEastAsia" w:hAnsiTheme="majorHAnsi" w:cstheme="majorBidi"/>
       <w:b/>
       <w:bCs/>
-      <w:color w:val="1F3864"/>
-      <w:sz w:val="32"/>
+      <w:color w:val="365F91" w:themeColor="accent1" w:themeShade="BF"/>
+      <w:sz w:val="28"/>
       <w:szCs w:val="28"/>
     </w:rPr>
   </w:style>
@@ -1862,10 +710,10 @@
       <w:outlineLvl w:val="1"/>
     </w:pPr>
     <w:rPr>
-      <w:rFonts w:asciiTheme="majorHAnsi" w:eastAsiaTheme="majorEastAsia" w:hAnsiTheme="majorHAnsi" w:cstheme="majorBidi" w:ascii="Aptos Display" w:hAnsi="Aptos Display"/>
+      <w:rFonts w:asciiTheme="majorHAnsi" w:eastAsiaTheme="majorEastAsia" w:hAnsiTheme="majorHAnsi" w:cstheme="majorBidi"/>
       <w:b/>
       <w:bCs/>
-      <w:color w:val="2F5496"/>
+      <w:color w:val="4F81BD" w:themeColor="accent1"/>
       <w:sz w:val="26"/>
       <w:szCs w:val="26"/>
     </w:rPr>
@@ -1886,11 +734,10 @@
       <w:outlineLvl w:val="2"/>
     </w:pPr>
     <w:rPr>
-      <w:rFonts w:asciiTheme="majorHAnsi" w:eastAsiaTheme="majorEastAsia" w:hAnsiTheme="majorHAnsi" w:cstheme="majorBidi" w:ascii="Aptos Display" w:hAnsi="Aptos Display"/>
+      <w:rFonts w:asciiTheme="majorHAnsi" w:eastAsiaTheme="majorEastAsia" w:hAnsiTheme="majorHAnsi" w:cstheme="majorBidi"/>
       <w:b/>
       <w:bCs/>
-      <w:color w:val="2F5496"/>
-      <w:sz w:val="22"/>
+      <w:color w:val="4F81BD" w:themeColor="accent1"/>
     </w:rPr>
   </w:style>
   <w:style w:type="paragraph" w:styleId="Heading4">
@@ -2128,12 +975,11 @@
       <w:contextualSpacing/>
     </w:pPr>
     <w:rPr>
-      <w:rFonts w:asciiTheme="majorHAnsi" w:eastAsiaTheme="majorEastAsia" w:hAnsiTheme="majorHAnsi" w:cstheme="majorBidi" w:ascii="Aptos Display" w:hAnsi="Aptos Display"/>
-      <w:b/>
-      <w:color w:val="1F3864"/>
+      <w:rFonts w:asciiTheme="majorHAnsi" w:eastAsiaTheme="majorEastAsia" w:hAnsiTheme="majorHAnsi" w:cstheme="majorBidi"/>
+      <w:color w:val="17365D" w:themeColor="text2" w:themeShade="BF"/>
       <w:spacing w:val="5"/>
       <w:kern w:val="28"/>
-      <w:sz w:val="48"/>
+      <w:sz w:val="52"/>
       <w:szCs w:val="52"/>
     </w:rPr>
   </w:style>

--- a/docs/Documentacion_tecnica_Olwe.docx
+++ b/docs/Documentacion_tecnica_Olwe.docx
@@ -4,17 +4,306 @@
   <w:body>
     <w:p>
       <w:pPr>
-        <w:pStyle w:val="Title"/>
+        <w:jc w:val="center"/>
       </w:pPr>
       <w:r>
+        <w:rPr>
+          <w:b/>
+          <w:color w:val="2F5496"/>
+          <w:sz w:val="60"/>
+        </w:rPr>
         <w:t>OLWE</w:t>
-        <w:br/>
+      </w:r>
+    </w:p>
+    <w:p>
+      <w:pPr>
+        <w:jc w:val="center"/>
+      </w:pPr>
+      <w:r>
+        <w:rPr>
+          <w:b/>
+          <w:color w:val="1F3864"/>
+          <w:sz w:val="44"/>
+        </w:rPr>
         <w:t>Documentación técnica</w:t>
       </w:r>
     </w:p>
     <w:p>
+      <w:pPr>
+        <w:jc w:val="center"/>
+      </w:pPr>
       <w:r>
-        <w:t>Instalación, arquitectura y mantenimiento del prototipo Olwe</w:t>
+        <w:rPr>
+          <w:i/>
+          <w:color w:val="595959"/>
+          <w:sz w:val="22"/>
+        </w:rPr>
+        <w:t>Arquitectura, instalación, mantenimiento y alcance del proyecto Olwe</w:t>
+      </w:r>
+    </w:p>
+    <w:p/>
+    <w:p>
+      <w:pPr>
+        <w:pStyle w:val="Heading1"/>
+      </w:pPr>
+      <w:r>
+        <w:t>1. Identificación del proyecto</w:t>
+      </w:r>
+    </w:p>
+    <w:tbl>
+      <w:tblPr>
+        <w:tblStyle w:val="TableGrid"/>
+        <w:tblW w:type="auto" w:w="0"/>
+        <w:jc w:val="center"/>
+        <w:tblLook w:firstColumn="1" w:firstRow="1" w:lastColumn="0" w:lastRow="0" w:noHBand="0" w:noVBand="1" w:val="04A0"/>
+      </w:tblPr>
+      <w:tblGrid>
+        <w:gridCol w:w="4968"/>
+        <w:gridCol w:w="4968"/>
+      </w:tblGrid>
+      <w:tr>
+        <w:tc>
+          <w:tcPr>
+            <w:tcW w:type="dxa" w:w="4968"/>
+            <w:vAlign w:val="center"/>
+            <w:shd w:fill="2F5496"/>
+          </w:tcPr>
+          <w:p>
+            <w:r/>
+            <w:r>
+              <w:rPr>
+                <w:rFonts w:ascii="Aptos" w:hAnsi="Aptos"/>
+                <w:b/>
+                <w:color w:val="FFFFFF"/>
+                <w:sz w:val="18"/>
+              </w:rPr>
+              <w:t>Dato</w:t>
+            </w:r>
+          </w:p>
+        </w:tc>
+        <w:tc>
+          <w:tcPr>
+            <w:tcW w:type="dxa" w:w="4968"/>
+            <w:vAlign w:val="center"/>
+            <w:shd w:fill="2F5496"/>
+          </w:tcPr>
+          <w:p>
+            <w:r/>
+            <w:r>
+              <w:rPr>
+                <w:rFonts w:ascii="Aptos" w:hAnsi="Aptos"/>
+                <w:b/>
+                <w:color w:val="FFFFFF"/>
+                <w:sz w:val="18"/>
+              </w:rPr>
+              <w:t>Valor</w:t>
+            </w:r>
+          </w:p>
+        </w:tc>
+      </w:tr>
+      <w:tr>
+        <w:tc>
+          <w:tcPr>
+            <w:tcW w:type="dxa" w:w="4968"/>
+            <w:vAlign w:val="center"/>
+          </w:tcPr>
+          <w:p>
+            <w:r/>
+            <w:r>
+              <w:rPr>
+                <w:rFonts w:ascii="Aptos" w:hAnsi="Aptos"/>
+                <w:b w:val="0"/>
+                <w:color w:val="2D2D2D"/>
+                <w:sz w:val="18"/>
+              </w:rPr>
+              <w:t>Nombre</w:t>
+            </w:r>
+          </w:p>
+        </w:tc>
+        <w:tc>
+          <w:tcPr>
+            <w:tcW w:type="dxa" w:w="4968"/>
+            <w:vAlign w:val="center"/>
+          </w:tcPr>
+          <w:p>
+            <w:r/>
+            <w:r>
+              <w:rPr>
+                <w:rFonts w:ascii="Aptos" w:hAnsi="Aptos"/>
+                <w:b w:val="0"/>
+                <w:color w:val="2D2D2D"/>
+                <w:sz w:val="18"/>
+              </w:rPr>
+              <w:t>Olwe / Sistema web universitario</w:t>
+            </w:r>
+          </w:p>
+        </w:tc>
+      </w:tr>
+      <w:tr>
+        <w:tc>
+          <w:tcPr>
+            <w:tcW w:type="dxa" w:w="4968"/>
+            <w:vAlign w:val="center"/>
+          </w:tcPr>
+          <w:p>
+            <w:r/>
+            <w:r>
+              <w:rPr>
+                <w:rFonts w:ascii="Aptos" w:hAnsi="Aptos"/>
+                <w:b w:val="0"/>
+                <w:color w:val="2D2D2D"/>
+                <w:sz w:val="18"/>
+              </w:rPr>
+              <w:t>Tipo</w:t>
+            </w:r>
+          </w:p>
+        </w:tc>
+        <w:tc>
+          <w:tcPr>
+            <w:tcW w:type="dxa" w:w="4968"/>
+            <w:vAlign w:val="center"/>
+          </w:tcPr>
+          <w:p>
+            <w:r/>
+            <w:r>
+              <w:rPr>
+                <w:rFonts w:ascii="Aptos" w:hAnsi="Aptos"/>
+                <w:b w:val="0"/>
+                <w:color w:val="2D2D2D"/>
+                <w:sz w:val="18"/>
+              </w:rPr>
+              <w:t>Prototipo frontend SPA</w:t>
+            </w:r>
+          </w:p>
+        </w:tc>
+      </w:tr>
+      <w:tr>
+        <w:tc>
+          <w:tcPr>
+            <w:tcW w:type="dxa" w:w="4968"/>
+            <w:vAlign w:val="center"/>
+          </w:tcPr>
+          <w:p>
+            <w:r/>
+            <w:r>
+              <w:rPr>
+                <w:rFonts w:ascii="Aptos" w:hAnsi="Aptos"/>
+                <w:b w:val="0"/>
+                <w:color w:val="2D2D2D"/>
+                <w:sz w:val="18"/>
+              </w:rPr>
+              <w:t>Repositorio</w:t>
+            </w:r>
+          </w:p>
+        </w:tc>
+        <w:tc>
+          <w:tcPr>
+            <w:tcW w:type="dxa" w:w="4968"/>
+            <w:vAlign w:val="center"/>
+          </w:tcPr>
+          <w:p>
+            <w:r/>
+            <w:r>
+              <w:rPr>
+                <w:rFonts w:ascii="Aptos" w:hAnsi="Aptos"/>
+                <w:b w:val="0"/>
+                <w:color w:val="2D2D2D"/>
+                <w:sz w:val="18"/>
+              </w:rPr>
+              <w:t>https://github.com/Sapitoequisde/Olwe_prototipo</w:t>
+            </w:r>
+          </w:p>
+        </w:tc>
+      </w:tr>
+      <w:tr>
+        <w:tc>
+          <w:tcPr>
+            <w:tcW w:type="dxa" w:w="4968"/>
+            <w:vAlign w:val="center"/>
+          </w:tcPr>
+          <w:p>
+            <w:r/>
+            <w:r>
+              <w:rPr>
+                <w:rFonts w:ascii="Aptos" w:hAnsi="Aptos"/>
+                <w:b w:val="0"/>
+                <w:color w:val="2D2D2D"/>
+                <w:sz w:val="18"/>
+              </w:rPr>
+              <w:t>Rama principal</w:t>
+            </w:r>
+          </w:p>
+        </w:tc>
+        <w:tc>
+          <w:tcPr>
+            <w:tcW w:type="dxa" w:w="4968"/>
+            <w:vAlign w:val="center"/>
+          </w:tcPr>
+          <w:p>
+            <w:r/>
+            <w:r>
+              <w:rPr>
+                <w:rFonts w:ascii="Aptos" w:hAnsi="Aptos"/>
+                <w:b w:val="0"/>
+                <w:color w:val="2D2D2D"/>
+                <w:sz w:val="18"/>
+              </w:rPr>
+              <w:t>main</w:t>
+            </w:r>
+          </w:p>
+        </w:tc>
+      </w:tr>
+      <w:tr>
+        <w:tc>
+          <w:tcPr>
+            <w:tcW w:type="dxa" w:w="4968"/>
+            <w:vAlign w:val="center"/>
+          </w:tcPr>
+          <w:p>
+            <w:r/>
+            <w:r>
+              <w:rPr>
+                <w:rFonts w:ascii="Aptos" w:hAnsi="Aptos"/>
+                <w:b w:val="0"/>
+                <w:color w:val="2D2D2D"/>
+                <w:sz w:val="18"/>
+              </w:rPr>
+              <w:t>Última actualización documental</w:t>
+            </w:r>
+          </w:p>
+        </w:tc>
+        <w:tc>
+          <w:tcPr>
+            <w:tcW w:type="dxa" w:w="4968"/>
+            <w:vAlign w:val="center"/>
+          </w:tcPr>
+          <w:p>
+            <w:r/>
+            <w:r>
+              <w:rPr>
+                <w:rFonts w:ascii="Aptos" w:hAnsi="Aptos"/>
+                <w:b w:val="0"/>
+                <w:color w:val="2D2D2D"/>
+                <w:sz w:val="18"/>
+              </w:rPr>
+              <w:t>23 de septiembre de 2026</w:t>
+            </w:r>
+          </w:p>
+        </w:tc>
+      </w:tr>
+    </w:tbl>
+    <w:p/>
+    <w:p>
+      <w:pPr>
+        <w:pStyle w:val="Heading1"/>
+      </w:pPr>
+      <w:r>
+        <w:t>2. Objetivo técnico</w:t>
+      </w:r>
+    </w:p>
+    <w:p>
+      <w:r>
+        <w:t>Construir una interfaz web responsive que represente un portal universitario para explorar y organizar planes estudiantiles. La implementación prioriza la estructura visual, la navegación y los flujos interactivos del prototipo, sin incorporar todavía un backend ni persistencia.</w:t>
       </w:r>
     </w:p>
     <w:p>
@@ -22,12 +311,450 @@
         <w:pStyle w:val="Heading1"/>
       </w:pPr>
       <w:r>
-        <w:t>1. Resumen del proyecto</w:t>
+        <w:t>3. Tecnologías y herramientas</w:t>
+      </w:r>
+    </w:p>
+    <w:tbl>
+      <w:tblPr>
+        <w:tblStyle w:val="TableGrid"/>
+        <w:tblW w:type="auto" w:w="0"/>
+        <w:jc w:val="center"/>
+        <w:tblLook w:firstColumn="1" w:firstRow="1" w:lastColumn="0" w:lastRow="0" w:noHBand="0" w:noVBand="1" w:val="04A0"/>
+      </w:tblPr>
+      <w:tblGrid>
+        <w:gridCol w:w="4968"/>
+        <w:gridCol w:w="4968"/>
+      </w:tblGrid>
+      <w:tr>
+        <w:tc>
+          <w:tcPr>
+            <w:tcW w:type="dxa" w:w="4968"/>
+            <w:vAlign w:val="center"/>
+            <w:shd w:fill="2F5496"/>
+          </w:tcPr>
+          <w:p>
+            <w:r/>
+            <w:r>
+              <w:rPr>
+                <w:rFonts w:ascii="Aptos" w:hAnsi="Aptos"/>
+                <w:b/>
+                <w:color w:val="FFFFFF"/>
+                <w:sz w:val="18"/>
+              </w:rPr>
+              <w:t>Tecnología</w:t>
+            </w:r>
+          </w:p>
+        </w:tc>
+        <w:tc>
+          <w:tcPr>
+            <w:tcW w:type="dxa" w:w="4968"/>
+            <w:vAlign w:val="center"/>
+            <w:shd w:fill="2F5496"/>
+          </w:tcPr>
+          <w:p>
+            <w:r/>
+            <w:r>
+              <w:rPr>
+                <w:rFonts w:ascii="Aptos" w:hAnsi="Aptos"/>
+                <w:b/>
+                <w:color w:val="FFFFFF"/>
+                <w:sz w:val="18"/>
+              </w:rPr>
+              <w:t>Uso en el proyecto</w:t>
+            </w:r>
+          </w:p>
+        </w:tc>
+      </w:tr>
+      <w:tr>
+        <w:tc>
+          <w:tcPr>
+            <w:tcW w:type="dxa" w:w="4968"/>
+            <w:vAlign w:val="center"/>
+          </w:tcPr>
+          <w:p>
+            <w:r/>
+            <w:r>
+              <w:rPr>
+                <w:rFonts w:ascii="Aptos" w:hAnsi="Aptos"/>
+                <w:b w:val="0"/>
+                <w:color w:val="2D2D2D"/>
+                <w:sz w:val="18"/>
+              </w:rPr>
+              <w:t>React 19</w:t>
+            </w:r>
+          </w:p>
+        </w:tc>
+        <w:tc>
+          <w:tcPr>
+            <w:tcW w:type="dxa" w:w="4968"/>
+            <w:vAlign w:val="center"/>
+          </w:tcPr>
+          <w:p>
+            <w:r/>
+            <w:r>
+              <w:rPr>
+                <w:rFonts w:ascii="Aptos" w:hAnsi="Aptos"/>
+                <w:b w:val="0"/>
+                <w:color w:val="2D2D2D"/>
+                <w:sz w:val="18"/>
+              </w:rPr>
+              <w:t>Componentes, estado local y renderizado de la SPA.</w:t>
+            </w:r>
+          </w:p>
+        </w:tc>
+      </w:tr>
+      <w:tr>
+        <w:tc>
+          <w:tcPr>
+            <w:tcW w:type="dxa" w:w="4968"/>
+            <w:vAlign w:val="center"/>
+          </w:tcPr>
+          <w:p>
+            <w:r/>
+            <w:r>
+              <w:rPr>
+                <w:rFonts w:ascii="Aptos" w:hAnsi="Aptos"/>
+                <w:b w:val="0"/>
+                <w:color w:val="2D2D2D"/>
+                <w:sz w:val="18"/>
+              </w:rPr>
+              <w:t>Vite 8</w:t>
+            </w:r>
+          </w:p>
+        </w:tc>
+        <w:tc>
+          <w:tcPr>
+            <w:tcW w:type="dxa" w:w="4968"/>
+            <w:vAlign w:val="center"/>
+          </w:tcPr>
+          <w:p>
+            <w:r/>
+            <w:r>
+              <w:rPr>
+                <w:rFonts w:ascii="Aptos" w:hAnsi="Aptos"/>
+                <w:b w:val="0"/>
+                <w:color w:val="2D2D2D"/>
+                <w:sz w:val="18"/>
+              </w:rPr>
+              <w:t>Servidor de desarrollo, HMR y compilación de producción.</w:t>
+            </w:r>
+          </w:p>
+        </w:tc>
+      </w:tr>
+      <w:tr>
+        <w:tc>
+          <w:tcPr>
+            <w:tcW w:type="dxa" w:w="4968"/>
+            <w:vAlign w:val="center"/>
+          </w:tcPr>
+          <w:p>
+            <w:r/>
+            <w:r>
+              <w:rPr>
+                <w:rFonts w:ascii="Aptos" w:hAnsi="Aptos"/>
+                <w:b w:val="0"/>
+                <w:color w:val="2D2D2D"/>
+                <w:sz w:val="18"/>
+              </w:rPr>
+              <w:t>JavaScript / JSX</w:t>
+            </w:r>
+          </w:p>
+        </w:tc>
+        <w:tc>
+          <w:tcPr>
+            <w:tcW w:type="dxa" w:w="4968"/>
+            <w:vAlign w:val="center"/>
+          </w:tcPr>
+          <w:p>
+            <w:r/>
+            <w:r>
+              <w:rPr>
+                <w:rFonts w:ascii="Aptos" w:hAnsi="Aptos"/>
+                <w:b w:val="0"/>
+                <w:color w:val="2D2D2D"/>
+                <w:sz w:val="18"/>
+              </w:rPr>
+              <w:t>App.jsx y lógica del login.</w:t>
+            </w:r>
+          </w:p>
+        </w:tc>
+      </w:tr>
+      <w:tr>
+        <w:tc>
+          <w:tcPr>
+            <w:tcW w:type="dxa" w:w="4968"/>
+            <w:vAlign w:val="center"/>
+          </w:tcPr>
+          <w:p>
+            <w:r/>
+            <w:r>
+              <w:rPr>
+                <w:rFonts w:ascii="Aptos" w:hAnsi="Aptos"/>
+                <w:b w:val="0"/>
+                <w:color w:val="2D2D2D"/>
+                <w:sz w:val="18"/>
+              </w:rPr>
+              <w:t>TypeScript / TSX</w:t>
+            </w:r>
+          </w:p>
+        </w:tc>
+        <w:tc>
+          <w:tcPr>
+            <w:tcW w:type="dxa" w:w="4968"/>
+            <w:vAlign w:val="center"/>
+          </w:tcPr>
+          <w:p>
+            <w:r/>
+            <w:r>
+              <w:rPr>
+                <w:rFonts w:ascii="Aptos" w:hAnsi="Aptos"/>
+                <w:b w:val="0"/>
+                <w:color w:val="2D2D2D"/>
+                <w:sz w:val="18"/>
+              </w:rPr>
+              <w:t>ExploreView.tsx, componentes y tipos de datos.</w:t>
+            </w:r>
+          </w:p>
+        </w:tc>
+      </w:tr>
+      <w:tr>
+        <w:tc>
+          <w:tcPr>
+            <w:tcW w:type="dxa" w:w="4968"/>
+            <w:vAlign w:val="center"/>
+          </w:tcPr>
+          <w:p>
+            <w:r/>
+            <w:r>
+              <w:rPr>
+                <w:rFonts w:ascii="Aptos" w:hAnsi="Aptos"/>
+                <w:b w:val="0"/>
+                <w:color w:val="2D2D2D"/>
+                <w:sz w:val="18"/>
+              </w:rPr>
+              <w:t>CSS</w:t>
+            </w:r>
+          </w:p>
+        </w:tc>
+        <w:tc>
+          <w:tcPr>
+            <w:tcW w:type="dxa" w:w="4968"/>
+            <w:vAlign w:val="center"/>
+          </w:tcPr>
+          <w:p>
+            <w:r/>
+            <w:r>
+              <w:rPr>
+                <w:rFonts w:ascii="Aptos" w:hAnsi="Aptos"/>
+                <w:b w:val="0"/>
+                <w:color w:val="2D2D2D"/>
+                <w:sz w:val="18"/>
+              </w:rPr>
+              <w:t>Diseño visual, layout, modales y breakpoints responsive.</w:t>
+            </w:r>
+          </w:p>
+        </w:tc>
+      </w:tr>
+      <w:tr>
+        <w:tc>
+          <w:tcPr>
+            <w:tcW w:type="dxa" w:w="4968"/>
+            <w:vAlign w:val="center"/>
+          </w:tcPr>
+          <w:p>
+            <w:r/>
+            <w:r>
+              <w:rPr>
+                <w:rFonts w:ascii="Aptos" w:hAnsi="Aptos"/>
+                <w:b w:val="0"/>
+                <w:color w:val="2D2D2D"/>
+                <w:sz w:val="18"/>
+              </w:rPr>
+              <w:t>Tailwind CSS Vite plugin</w:t>
+            </w:r>
+          </w:p>
+        </w:tc>
+        <w:tc>
+          <w:tcPr>
+            <w:tcW w:type="dxa" w:w="4968"/>
+            <w:vAlign w:val="center"/>
+          </w:tcPr>
+          <w:p>
+            <w:r/>
+            <w:r>
+              <w:rPr>
+                <w:rFonts w:ascii="Aptos" w:hAnsi="Aptos"/>
+                <w:b w:val="0"/>
+                <w:color w:val="2D2D2D"/>
+                <w:sz w:val="18"/>
+              </w:rPr>
+              <w:t>Plugin configurado en vite.config.js.</w:t>
+            </w:r>
+          </w:p>
+        </w:tc>
+      </w:tr>
+      <w:tr>
+        <w:tc>
+          <w:tcPr>
+            <w:tcW w:type="dxa" w:w="4968"/>
+            <w:vAlign w:val="center"/>
+          </w:tcPr>
+          <w:p>
+            <w:r/>
+            <w:r>
+              <w:rPr>
+                <w:rFonts w:ascii="Aptos" w:hAnsi="Aptos"/>
+                <w:b w:val="0"/>
+                <w:color w:val="2D2D2D"/>
+                <w:sz w:val="18"/>
+              </w:rPr>
+              <w:t>ESLint</w:t>
+            </w:r>
+          </w:p>
+        </w:tc>
+        <w:tc>
+          <w:tcPr>
+            <w:tcW w:type="dxa" w:w="4968"/>
+            <w:vAlign w:val="center"/>
+          </w:tcPr>
+          <w:p>
+            <w:r/>
+            <w:r>
+              <w:rPr>
+                <w:rFonts w:ascii="Aptos" w:hAnsi="Aptos"/>
+                <w:b w:val="0"/>
+                <w:color w:val="2D2D2D"/>
+                <w:sz w:val="18"/>
+              </w:rPr>
+              <w:t>Validación estática mediante npm run lint.</w:t>
+            </w:r>
+          </w:p>
+        </w:tc>
+      </w:tr>
+      <w:tr>
+        <w:tc>
+          <w:tcPr>
+            <w:tcW w:type="dxa" w:w="4968"/>
+            <w:vAlign w:val="center"/>
+          </w:tcPr>
+          <w:p>
+            <w:r/>
+            <w:r>
+              <w:rPr>
+                <w:rFonts w:ascii="Aptos" w:hAnsi="Aptos"/>
+                <w:b w:val="0"/>
+                <w:color w:val="2D2D2D"/>
+                <w:sz w:val="18"/>
+              </w:rPr>
+              <w:t>Git / GitHub</w:t>
+            </w:r>
+          </w:p>
+        </w:tc>
+        <w:tc>
+          <w:tcPr>
+            <w:tcW w:type="dxa" w:w="4968"/>
+            <w:vAlign w:val="center"/>
+          </w:tcPr>
+          <w:p>
+            <w:r/>
+            <w:r>
+              <w:rPr>
+                <w:rFonts w:ascii="Aptos" w:hAnsi="Aptos"/>
+                <w:b w:val="0"/>
+                <w:color w:val="2D2D2D"/>
+                <w:sz w:val="18"/>
+              </w:rPr>
+              <w:t>Control de versiones y publicación del repositorio.</w:t>
+            </w:r>
+          </w:p>
+        </w:tc>
+      </w:tr>
+      <w:tr>
+        <w:tc>
+          <w:tcPr>
+            <w:tcW w:type="dxa" w:w="4968"/>
+            <w:vAlign w:val="center"/>
+          </w:tcPr>
+          <w:p>
+            <w:r/>
+            <w:r>
+              <w:rPr>
+                <w:rFonts w:ascii="Aptos" w:hAnsi="Aptos"/>
+                <w:b w:val="0"/>
+                <w:color w:val="2D2D2D"/>
+                <w:sz w:val="18"/>
+              </w:rPr>
+              <w:t>Cloudflared</w:t>
+            </w:r>
+          </w:p>
+        </w:tc>
+        <w:tc>
+          <w:tcPr>
+            <w:tcW w:type="dxa" w:w="4968"/>
+            <w:vAlign w:val="center"/>
+          </w:tcPr>
+          <w:p>
+            <w:r/>
+            <w:r>
+              <w:rPr>
+                <w:rFonts w:ascii="Aptos" w:hAnsi="Aptos"/>
+                <w:b w:val="0"/>
+                <w:color w:val="2D2D2D"/>
+                <w:sz w:val="18"/>
+              </w:rPr>
+              <w:t>Túnel temporal para compartir el servidor local.</w:t>
+            </w:r>
+          </w:p>
+        </w:tc>
+      </w:tr>
+    </w:tbl>
+    <w:p/>
+    <w:p>
+      <w:pPr>
+        <w:pStyle w:val="Heading1"/>
+      </w:pPr>
+      <w:r>
+        <w:t>4. Requisitos de instalación</w:t>
       </w:r>
     </w:p>
     <w:p>
+      <w:pPr>
+        <w:pStyle w:val="ListBullet"/>
+      </w:pPr>
       <w:r>
-        <w:t>Olwe es una aplicación web frontend desarrollada como prototipo de un portal universitario. La aplicación implementa una pantalla de acceso, navegación lateral, vista de exploración con mapa simulado, consulta de planes, filtros y modales visuales.</w:t>
+        <w:t>Node.js compatible con las dependencias instaladas.</w:t>
+      </w:r>
+    </w:p>
+    <w:p>
+      <w:pPr>
+        <w:pStyle w:val="ListBullet"/>
+      </w:pPr>
+      <w:r>
+        <w:t>npm.</w:t>
+      </w:r>
+    </w:p>
+    <w:p>
+      <w:pPr>
+        <w:pStyle w:val="ListBullet"/>
+      </w:pPr>
+      <w:r>
+        <w:t>Git, si se desea clonar y publicar cambios.</w:t>
+      </w:r>
+    </w:p>
+    <w:p>
+      <w:pPr>
+        <w:pStyle w:val="ListBullet"/>
+      </w:pPr>
+      <w:r>
+        <w:t>Un navegador moderno.</w:t>
+      </w:r>
+    </w:p>
+    <w:p>
+      <w:pPr>
+        <w:pStyle w:val="ListBullet"/>
+      </w:pPr>
+      <w:r>
+        <w:t>Cloudflared únicamente si se requiere una URL temporal pública.</w:t>
       </w:r>
     </w:p>
     <w:p>
@@ -35,24 +762,63 @@
         <w:pStyle w:val="Heading1"/>
       </w:pPr>
       <w:r>
-        <w:t>2. Tecnologías</w:t>
+        <w:t>5. Instalación desde cero</w:t>
       </w:r>
     </w:p>
     <w:p>
+      <w:pPr>
+        <w:pStyle w:val="ListNumber"/>
+      </w:pPr>
       <w:r>
-        <w:t>- React 19: Construcción de componentes y manejo de estado.</w:t>
-        <w:br/>
-        <w:t>- Vite 8: Servidor de desarrollo y proceso de compilación.</w:t>
-        <w:br/>
-        <w:t>- TypeScript/TSX: Tipado de componentes y datos de planes.</w:t>
-        <w:br/>
-        <w:t>- JavaScript/JSX: Componente principal y lógica del login.</w:t>
-        <w:br/>
-        <w:t>- CSS: Diseño visual, responsive y layout.</w:t>
-        <w:br/>
-        <w:t>- ESLint: Revisión estática del código.</w:t>
-        <w:br/>
-        <w:t>- Tailwind CSS: Dependencia/configuración disponible en el proyecto.</w:t>
+        <w:t>Clonar el repositorio: git clone https://github.com/Sapitoequisde/Olwe_prototipo.git</w:t>
+      </w:r>
+    </w:p>
+    <w:p>
+      <w:pPr>
+        <w:pStyle w:val="ListNumber"/>
+      </w:pPr>
+      <w:r>
+        <w:t>Entrar al proyecto: cd Olwe_prototipo</w:t>
+      </w:r>
+    </w:p>
+    <w:p>
+      <w:pPr>
+        <w:pStyle w:val="ListNumber"/>
+      </w:pPr>
+      <w:r>
+        <w:t>Instalar dependencias: npm install</w:t>
+      </w:r>
+    </w:p>
+    <w:p>
+      <w:pPr>
+        <w:pStyle w:val="ListNumber"/>
+      </w:pPr>
+      <w:r>
+        <w:t>Iniciar desarrollo: npm run dev</w:t>
+      </w:r>
+    </w:p>
+    <w:p>
+      <w:pPr>
+        <w:pStyle w:val="ListNumber"/>
+      </w:pPr>
+      <w:r>
+        <w:t>Abrir la dirección local indicada por Vite.</w:t>
+      </w:r>
+    </w:p>
+    <w:p>
+      <w:pPr>
+        <w:pStyle w:val="ListNumber"/>
+      </w:pPr>
+      <w:r>
+        <w:t>Para una compilación final ejecutar npm run build.</w:t>
+      </w:r>
+    </w:p>
+    <w:p>
+      <w:pPr>
+        <w:pStyle w:val="ListNumber"/>
+      </w:pPr>
+      <w:r>
+        <w:t>Para revisar la compilación ejecutar npm run preview.</w:t>
       </w:r>
     </w:p>
     <w:p>
@@ -60,18 +826,1133 @@
         <w:pStyle w:val="Heading1"/>
       </w:pPr>
       <w:r>
-        <w:t>3. Requisitos de desarrollo</w:t>
+        <w:t>6. Scripts npm</w:t>
+      </w:r>
+    </w:p>
+    <w:tbl>
+      <w:tblPr>
+        <w:tblStyle w:val="TableGrid"/>
+        <w:tblW w:type="auto" w:w="0"/>
+        <w:jc w:val="center"/>
+        <w:tblLook w:firstColumn="1" w:firstRow="1" w:lastColumn="0" w:lastRow="0" w:noHBand="0" w:noVBand="1" w:val="04A0"/>
+      </w:tblPr>
+      <w:tblGrid>
+        <w:gridCol w:w="4968"/>
+        <w:gridCol w:w="4968"/>
+      </w:tblGrid>
+      <w:tr>
+        <w:tc>
+          <w:tcPr>
+            <w:tcW w:type="dxa" w:w="4968"/>
+            <w:vAlign w:val="center"/>
+            <w:shd w:fill="2F5496"/>
+          </w:tcPr>
+          <w:p>
+            <w:r/>
+            <w:r>
+              <w:rPr>
+                <w:rFonts w:ascii="Aptos" w:hAnsi="Aptos"/>
+                <w:b/>
+                <w:color w:val="FFFFFF"/>
+                <w:sz w:val="18"/>
+              </w:rPr>
+              <w:t>Comando</w:t>
+            </w:r>
+          </w:p>
+        </w:tc>
+        <w:tc>
+          <w:tcPr>
+            <w:tcW w:type="dxa" w:w="4968"/>
+            <w:vAlign w:val="center"/>
+            <w:shd w:fill="2F5496"/>
+          </w:tcPr>
+          <w:p>
+            <w:r/>
+            <w:r>
+              <w:rPr>
+                <w:rFonts w:ascii="Aptos" w:hAnsi="Aptos"/>
+                <w:b/>
+                <w:color w:val="FFFFFF"/>
+                <w:sz w:val="18"/>
+              </w:rPr>
+              <w:t>Resultado</w:t>
+            </w:r>
+          </w:p>
+        </w:tc>
+      </w:tr>
+      <w:tr>
+        <w:tc>
+          <w:tcPr>
+            <w:tcW w:type="dxa" w:w="4968"/>
+            <w:vAlign w:val="center"/>
+          </w:tcPr>
+          <w:p>
+            <w:r/>
+            <w:r>
+              <w:rPr>
+                <w:rFonts w:ascii="Aptos" w:hAnsi="Aptos"/>
+                <w:b w:val="0"/>
+                <w:color w:val="2D2D2D"/>
+                <w:sz w:val="18"/>
+              </w:rPr>
+              <w:t>npm run dev</w:t>
+            </w:r>
+          </w:p>
+        </w:tc>
+        <w:tc>
+          <w:tcPr>
+            <w:tcW w:type="dxa" w:w="4968"/>
+            <w:vAlign w:val="center"/>
+          </w:tcPr>
+          <w:p>
+            <w:r/>
+            <w:r>
+              <w:rPr>
+                <w:rFonts w:ascii="Aptos" w:hAnsi="Aptos"/>
+                <w:b w:val="0"/>
+                <w:color w:val="2D2D2D"/>
+                <w:sz w:val="18"/>
+              </w:rPr>
+              <w:t>Inicia Vite con recarga en caliente.</w:t>
+            </w:r>
+          </w:p>
+        </w:tc>
+      </w:tr>
+      <w:tr>
+        <w:tc>
+          <w:tcPr>
+            <w:tcW w:type="dxa" w:w="4968"/>
+            <w:vAlign w:val="center"/>
+          </w:tcPr>
+          <w:p>
+            <w:r/>
+            <w:r>
+              <w:rPr>
+                <w:rFonts w:ascii="Aptos" w:hAnsi="Aptos"/>
+                <w:b w:val="0"/>
+                <w:color w:val="2D2D2D"/>
+                <w:sz w:val="18"/>
+              </w:rPr>
+              <w:t>npm run build</w:t>
+            </w:r>
+          </w:p>
+        </w:tc>
+        <w:tc>
+          <w:tcPr>
+            <w:tcW w:type="dxa" w:w="4968"/>
+            <w:vAlign w:val="center"/>
+          </w:tcPr>
+          <w:p>
+            <w:r/>
+            <w:r>
+              <w:rPr>
+                <w:rFonts w:ascii="Aptos" w:hAnsi="Aptos"/>
+                <w:b w:val="0"/>
+                <w:color w:val="2D2D2D"/>
+                <w:sz w:val="18"/>
+              </w:rPr>
+              <w:t>Genera dist/ para producción.</w:t>
+            </w:r>
+          </w:p>
+        </w:tc>
+      </w:tr>
+      <w:tr>
+        <w:tc>
+          <w:tcPr>
+            <w:tcW w:type="dxa" w:w="4968"/>
+            <w:vAlign w:val="center"/>
+          </w:tcPr>
+          <w:p>
+            <w:r/>
+            <w:r>
+              <w:rPr>
+                <w:rFonts w:ascii="Aptos" w:hAnsi="Aptos"/>
+                <w:b w:val="0"/>
+                <w:color w:val="2D2D2D"/>
+                <w:sz w:val="18"/>
+              </w:rPr>
+              <w:t>npm run lint</w:t>
+            </w:r>
+          </w:p>
+        </w:tc>
+        <w:tc>
+          <w:tcPr>
+            <w:tcW w:type="dxa" w:w="4968"/>
+            <w:vAlign w:val="center"/>
+          </w:tcPr>
+          <w:p>
+            <w:r/>
+            <w:r>
+              <w:rPr>
+                <w:rFonts w:ascii="Aptos" w:hAnsi="Aptos"/>
+                <w:b w:val="0"/>
+                <w:color w:val="2D2D2D"/>
+                <w:sz w:val="18"/>
+              </w:rPr>
+              <w:t>Ejecuta ESLint en el proyecto.</w:t>
+            </w:r>
+          </w:p>
+        </w:tc>
+      </w:tr>
+      <w:tr>
+        <w:tc>
+          <w:tcPr>
+            <w:tcW w:type="dxa" w:w="4968"/>
+            <w:vAlign w:val="center"/>
+          </w:tcPr>
+          <w:p>
+            <w:r/>
+            <w:r>
+              <w:rPr>
+                <w:rFonts w:ascii="Aptos" w:hAnsi="Aptos"/>
+                <w:b w:val="0"/>
+                <w:color w:val="2D2D2D"/>
+                <w:sz w:val="18"/>
+              </w:rPr>
+              <w:t>npm run preview</w:t>
+            </w:r>
+          </w:p>
+        </w:tc>
+        <w:tc>
+          <w:tcPr>
+            <w:tcW w:type="dxa" w:w="4968"/>
+            <w:vAlign w:val="center"/>
+          </w:tcPr>
+          <w:p>
+            <w:r/>
+            <w:r>
+              <w:rPr>
+                <w:rFonts w:ascii="Aptos" w:hAnsi="Aptos"/>
+                <w:b w:val="0"/>
+                <w:color w:val="2D2D2D"/>
+                <w:sz w:val="18"/>
+              </w:rPr>
+              <w:t>Sirve localmente la carpeta dist/.</w:t>
+            </w:r>
+          </w:p>
+        </w:tc>
+      </w:tr>
+      <w:tr>
+        <w:tc>
+          <w:tcPr>
+            <w:tcW w:type="dxa" w:w="4968"/>
+            <w:vAlign w:val="center"/>
+          </w:tcPr>
+          <w:p>
+            <w:r/>
+            <w:r>
+              <w:rPr>
+                <w:rFonts w:ascii="Aptos" w:hAnsi="Aptos"/>
+                <w:b w:val="0"/>
+                <w:color w:val="2D2D2D"/>
+                <w:sz w:val="18"/>
+              </w:rPr>
+              <w:t>git push</w:t>
+            </w:r>
+          </w:p>
+        </w:tc>
+        <w:tc>
+          <w:tcPr>
+            <w:tcW w:type="dxa" w:w="4968"/>
+            <w:vAlign w:val="center"/>
+          </w:tcPr>
+          <w:p>
+            <w:r/>
+            <w:r>
+              <w:rPr>
+                <w:rFonts w:ascii="Aptos" w:hAnsi="Aptos"/>
+                <w:b w:val="0"/>
+                <w:color w:val="2D2D2D"/>
+                <w:sz w:val="18"/>
+              </w:rPr>
+              <w:t>Publica commits en la rama remota configurada.</w:t>
+            </w:r>
+          </w:p>
+        </w:tc>
+      </w:tr>
+    </w:tbl>
+    <w:p/>
+    <w:p>
+      <w:pPr>
+        <w:pStyle w:val="Heading1"/>
+      </w:pPr>
+      <w:r>
+        <w:t>7. Estructura de carpetas</w:t>
+      </w:r>
+    </w:p>
+    <w:tbl>
+      <w:tblPr>
+        <w:tblStyle w:val="TableGrid"/>
+        <w:tblW w:type="auto" w:w="0"/>
+        <w:jc w:val="center"/>
+        <w:tblLook w:firstColumn="1" w:firstRow="1" w:lastColumn="0" w:lastRow="0" w:noHBand="0" w:noVBand="1" w:val="04A0"/>
+      </w:tblPr>
+      <w:tblGrid>
+        <w:gridCol w:w="4968"/>
+        <w:gridCol w:w="4968"/>
+      </w:tblGrid>
+      <w:tr>
+        <w:tc>
+          <w:tcPr>
+            <w:tcW w:type="dxa" w:w="4968"/>
+            <w:vAlign w:val="center"/>
+            <w:shd w:fill="2F5496"/>
+          </w:tcPr>
+          <w:p>
+            <w:r/>
+            <w:r>
+              <w:rPr>
+                <w:rFonts w:ascii="Aptos" w:hAnsi="Aptos"/>
+                <w:b/>
+                <w:color w:val="FFFFFF"/>
+                <w:sz w:val="18"/>
+              </w:rPr>
+              <w:t>Ruta</w:t>
+            </w:r>
+          </w:p>
+        </w:tc>
+        <w:tc>
+          <w:tcPr>
+            <w:tcW w:type="dxa" w:w="4968"/>
+            <w:vAlign w:val="center"/>
+            <w:shd w:fill="2F5496"/>
+          </w:tcPr>
+          <w:p>
+            <w:r/>
+            <w:r>
+              <w:rPr>
+                <w:rFonts w:ascii="Aptos" w:hAnsi="Aptos"/>
+                <w:b/>
+                <w:color w:val="FFFFFF"/>
+                <w:sz w:val="18"/>
+              </w:rPr>
+              <w:t>Responsabilidad</w:t>
+            </w:r>
+          </w:p>
+        </w:tc>
+      </w:tr>
+      <w:tr>
+        <w:tc>
+          <w:tcPr>
+            <w:tcW w:type="dxa" w:w="4968"/>
+            <w:vAlign w:val="center"/>
+          </w:tcPr>
+          <w:p>
+            <w:r/>
+            <w:r>
+              <w:rPr>
+                <w:rFonts w:ascii="Aptos" w:hAnsi="Aptos"/>
+                <w:b w:val="0"/>
+                <w:color w:val="2D2D2D"/>
+                <w:sz w:val="18"/>
+              </w:rPr>
+              <w:t>src/App.jsx</w:t>
+            </w:r>
+          </w:p>
+        </w:tc>
+        <w:tc>
+          <w:tcPr>
+            <w:tcW w:type="dxa" w:w="4968"/>
+            <w:vAlign w:val="center"/>
+          </w:tcPr>
+          <w:p>
+            <w:r/>
+            <w:r>
+              <w:rPr>
+                <w:rFonts w:ascii="Aptos" w:hAnsi="Aptos"/>
+                <w:b w:val="0"/>
+                <w:color w:val="2D2D2D"/>
+                <w:sz w:val="18"/>
+              </w:rPr>
+              <w:t>Login, validación de correo, credenciales demo y transición a ExploreView.</w:t>
+            </w:r>
+          </w:p>
+        </w:tc>
+      </w:tr>
+      <w:tr>
+        <w:tc>
+          <w:tcPr>
+            <w:tcW w:type="dxa" w:w="4968"/>
+            <w:vAlign w:val="center"/>
+          </w:tcPr>
+          <w:p>
+            <w:r/>
+            <w:r>
+              <w:rPr>
+                <w:rFonts w:ascii="Aptos" w:hAnsi="Aptos"/>
+                <w:b w:val="0"/>
+                <w:color w:val="2D2D2D"/>
+                <w:sz w:val="18"/>
+              </w:rPr>
+              <w:t>src/pages/ExploreView.tsx</w:t>
+            </w:r>
+          </w:p>
+        </w:tc>
+        <w:tc>
+          <w:tcPr>
+            <w:tcW w:type="dxa" w:w="4968"/>
+            <w:vAlign w:val="center"/>
+          </w:tcPr>
+          <w:p>
+            <w:r/>
+            <w:r>
+              <w:rPr>
+                <w:rFonts w:ascii="Aptos" w:hAnsi="Aptos"/>
+                <w:b w:val="0"/>
+                <w:color w:val="2D2D2D"/>
+                <w:sz w:val="18"/>
+              </w:rPr>
+              <w:t>Navegación, vistas, estado local, filtros, modales, perfil y chats.</w:t>
+            </w:r>
+          </w:p>
+        </w:tc>
+      </w:tr>
+      <w:tr>
+        <w:tc>
+          <w:tcPr>
+            <w:tcW w:type="dxa" w:w="4968"/>
+            <w:vAlign w:val="center"/>
+          </w:tcPr>
+          <w:p>
+            <w:r/>
+            <w:r>
+              <w:rPr>
+                <w:rFonts w:ascii="Aptos" w:hAnsi="Aptos"/>
+                <w:b w:val="0"/>
+                <w:color w:val="2D2D2D"/>
+                <w:sz w:val="18"/>
+              </w:rPr>
+              <w:t>src/components/FilterBar.tsx</w:t>
+            </w:r>
+          </w:p>
+        </w:tc>
+        <w:tc>
+          <w:tcPr>
+            <w:tcW w:type="dxa" w:w="4968"/>
+            <w:vAlign w:val="center"/>
+          </w:tcPr>
+          <w:p>
+            <w:r/>
+            <w:r>
+              <w:rPr>
+                <w:rFonts w:ascii="Aptos" w:hAnsi="Aptos"/>
+                <w:b w:val="0"/>
+                <w:color w:val="2D2D2D"/>
+                <w:sz w:val="18"/>
+              </w:rPr>
+              <w:t>Buscador, filtros de planes y acción de crear.</w:t>
+            </w:r>
+          </w:p>
+        </w:tc>
+      </w:tr>
+      <w:tr>
+        <w:tc>
+          <w:tcPr>
+            <w:tcW w:type="dxa" w:w="4968"/>
+            <w:vAlign w:val="center"/>
+          </w:tcPr>
+          <w:p>
+            <w:r/>
+            <w:r>
+              <w:rPr>
+                <w:rFonts w:ascii="Aptos" w:hAnsi="Aptos"/>
+                <w:b w:val="0"/>
+                <w:color w:val="2D2D2D"/>
+                <w:sz w:val="18"/>
+              </w:rPr>
+              <w:t>src/components/MapBackground.tsx</w:t>
+            </w:r>
+          </w:p>
+        </w:tc>
+        <w:tc>
+          <w:tcPr>
+            <w:tcW w:type="dxa" w:w="4968"/>
+            <w:vAlign w:val="center"/>
+          </w:tcPr>
+          <w:p>
+            <w:r/>
+            <w:r>
+              <w:rPr>
+                <w:rFonts w:ascii="Aptos" w:hAnsi="Aptos"/>
+                <w:b w:val="0"/>
+                <w:color w:val="2D2D2D"/>
+                <w:sz w:val="18"/>
+              </w:rPr>
+              <w:t>Fondo visual del mapa simulado.</w:t>
+            </w:r>
+          </w:p>
+        </w:tc>
+      </w:tr>
+      <w:tr>
+        <w:tc>
+          <w:tcPr>
+            <w:tcW w:type="dxa" w:w="4968"/>
+            <w:vAlign w:val="center"/>
+          </w:tcPr>
+          <w:p>
+            <w:r/>
+            <w:r>
+              <w:rPr>
+                <w:rFonts w:ascii="Aptos" w:hAnsi="Aptos"/>
+                <w:b w:val="0"/>
+                <w:color w:val="2D2D2D"/>
+                <w:sz w:val="18"/>
+              </w:rPr>
+              <w:t>src/components/PlanMarker.tsx</w:t>
+            </w:r>
+          </w:p>
+        </w:tc>
+        <w:tc>
+          <w:tcPr>
+            <w:tcW w:type="dxa" w:w="4968"/>
+            <w:vAlign w:val="center"/>
+          </w:tcPr>
+          <w:p>
+            <w:r/>
+            <w:r>
+              <w:rPr>
+                <w:rFonts w:ascii="Aptos" w:hAnsi="Aptos"/>
+                <w:b w:val="0"/>
+                <w:color w:val="2D2D2D"/>
+                <w:sz w:val="18"/>
+              </w:rPr>
+              <w:t>Marcadores interactivos del mapa.</w:t>
+            </w:r>
+          </w:p>
+        </w:tc>
+      </w:tr>
+      <w:tr>
+        <w:tc>
+          <w:tcPr>
+            <w:tcW w:type="dxa" w:w="4968"/>
+            <w:vAlign w:val="center"/>
+          </w:tcPr>
+          <w:p>
+            <w:r/>
+            <w:r>
+              <w:rPr>
+                <w:rFonts w:ascii="Aptos" w:hAnsi="Aptos"/>
+                <w:b w:val="0"/>
+                <w:color w:val="2D2D2D"/>
+                <w:sz w:val="18"/>
+              </w:rPr>
+              <w:t>src/components/PlanDetailModal.tsx</w:t>
+            </w:r>
+          </w:p>
+        </w:tc>
+        <w:tc>
+          <w:tcPr>
+            <w:tcW w:type="dxa" w:w="4968"/>
+            <w:vAlign w:val="center"/>
+          </w:tcPr>
+          <w:p>
+            <w:r/>
+            <w:r>
+              <w:rPr>
+                <w:rFonts w:ascii="Aptos" w:hAnsi="Aptos"/>
+                <w:b w:val="0"/>
+                <w:color w:val="2D2D2D"/>
+                <w:sz w:val="18"/>
+              </w:rPr>
+              <w:t>Detalle y edición visual de planes.</w:t>
+            </w:r>
+          </w:p>
+        </w:tc>
+      </w:tr>
+      <w:tr>
+        <w:tc>
+          <w:tcPr>
+            <w:tcW w:type="dxa" w:w="4968"/>
+            <w:vAlign w:val="center"/>
+          </w:tcPr>
+          <w:p>
+            <w:r/>
+            <w:r>
+              <w:rPr>
+                <w:rFonts w:ascii="Aptos" w:hAnsi="Aptos"/>
+                <w:b w:val="0"/>
+                <w:color w:val="2D2D2D"/>
+                <w:sz w:val="18"/>
+              </w:rPr>
+              <w:t>src/data/mockData.ts</w:t>
+            </w:r>
+          </w:p>
+        </w:tc>
+        <w:tc>
+          <w:tcPr>
+            <w:tcW w:type="dxa" w:w="4968"/>
+            <w:vAlign w:val="center"/>
+          </w:tcPr>
+          <w:p>
+            <w:r/>
+            <w:r>
+              <w:rPr>
+                <w:rFonts w:ascii="Aptos" w:hAnsi="Aptos"/>
+                <w:b w:val="0"/>
+                <w:color w:val="2D2D2D"/>
+                <w:sz w:val="18"/>
+              </w:rPr>
+              <w:t>Tipos y datos simulados de planes, notificaciones, eventos y chats.</w:t>
+            </w:r>
+          </w:p>
+        </w:tc>
+      </w:tr>
+      <w:tr>
+        <w:tc>
+          <w:tcPr>
+            <w:tcW w:type="dxa" w:w="4968"/>
+            <w:vAlign w:val="center"/>
+          </w:tcPr>
+          <w:p>
+            <w:r/>
+            <w:r>
+              <w:rPr>
+                <w:rFonts w:ascii="Aptos" w:hAnsi="Aptos"/>
+                <w:b w:val="0"/>
+                <w:color w:val="2D2D2D"/>
+                <w:sz w:val="18"/>
+              </w:rPr>
+              <w:t>src/types.ts</w:t>
+            </w:r>
+          </w:p>
+        </w:tc>
+        <w:tc>
+          <w:tcPr>
+            <w:tcW w:type="dxa" w:w="4968"/>
+            <w:vAlign w:val="center"/>
+          </w:tcPr>
+          <w:p>
+            <w:r/>
+            <w:r>
+              <w:rPr>
+                <w:rFonts w:ascii="Aptos" w:hAnsi="Aptos"/>
+                <w:b w:val="0"/>
+                <w:color w:val="2D2D2D"/>
+                <w:sz w:val="18"/>
+              </w:rPr>
+              <w:t>Tipos Plan, categoría, visibilidad, estado y ubicación.</w:t>
+            </w:r>
+          </w:p>
+        </w:tc>
+      </w:tr>
+      <w:tr>
+        <w:tc>
+          <w:tcPr>
+            <w:tcW w:type="dxa" w:w="4968"/>
+            <w:vAlign w:val="center"/>
+          </w:tcPr>
+          <w:p>
+            <w:r/>
+            <w:r>
+              <w:rPr>
+                <w:rFonts w:ascii="Aptos" w:hAnsi="Aptos"/>
+                <w:b w:val="0"/>
+                <w:color w:val="2D2D2D"/>
+                <w:sz w:val="18"/>
+              </w:rPr>
+              <w:t>src/App.css</w:t>
+            </w:r>
+          </w:p>
+        </w:tc>
+        <w:tc>
+          <w:tcPr>
+            <w:tcW w:type="dxa" w:w="4968"/>
+            <w:vAlign w:val="center"/>
+          </w:tcPr>
+          <w:p>
+            <w:r/>
+            <w:r>
+              <w:rPr>
+                <w:rFonts w:ascii="Aptos" w:hAnsi="Aptos"/>
+                <w:b w:val="0"/>
+                <w:color w:val="2D2D2D"/>
+                <w:sz w:val="18"/>
+              </w:rPr>
+              <w:t>Estilos del login, navegación, vistas, modales, perfil y responsive.</w:t>
+            </w:r>
+          </w:p>
+        </w:tc>
+      </w:tr>
+      <w:tr>
+        <w:tc>
+          <w:tcPr>
+            <w:tcW w:type="dxa" w:w="4968"/>
+            <w:vAlign w:val="center"/>
+          </w:tcPr>
+          <w:p>
+            <w:r/>
+            <w:r>
+              <w:rPr>
+                <w:rFonts w:ascii="Aptos" w:hAnsi="Aptos"/>
+                <w:b w:val="0"/>
+                <w:color w:val="2D2D2D"/>
+                <w:sz w:val="18"/>
+              </w:rPr>
+              <w:t>src/index.css</w:t>
+            </w:r>
+          </w:p>
+        </w:tc>
+        <w:tc>
+          <w:tcPr>
+            <w:tcW w:type="dxa" w:w="4968"/>
+            <w:vAlign w:val="center"/>
+          </w:tcPr>
+          <w:p>
+            <w:r/>
+            <w:r>
+              <w:rPr>
+                <w:rFonts w:ascii="Aptos" w:hAnsi="Aptos"/>
+                <w:b w:val="0"/>
+                <w:color w:val="2D2D2D"/>
+                <w:sz w:val="18"/>
+              </w:rPr>
+              <w:t>Reset, tipografía, variables globales y control de overflow.</w:t>
+            </w:r>
+          </w:p>
+        </w:tc>
+      </w:tr>
+      <w:tr>
+        <w:tc>
+          <w:tcPr>
+            <w:tcW w:type="dxa" w:w="4968"/>
+            <w:vAlign w:val="center"/>
+          </w:tcPr>
+          <w:p>
+            <w:r/>
+            <w:r>
+              <w:rPr>
+                <w:rFonts w:ascii="Aptos" w:hAnsi="Aptos"/>
+                <w:b w:val="0"/>
+                <w:color w:val="2D2D2D"/>
+                <w:sz w:val="18"/>
+              </w:rPr>
+              <w:t>src/assets/</w:t>
+            </w:r>
+          </w:p>
+        </w:tc>
+        <w:tc>
+          <w:tcPr>
+            <w:tcW w:type="dxa" w:w="4968"/>
+            <w:vAlign w:val="center"/>
+          </w:tcPr>
+          <w:p>
+            <w:r/>
+            <w:r>
+              <w:rPr>
+                <w:rFonts w:ascii="Aptos" w:hAnsi="Aptos"/>
+                <w:b w:val="0"/>
+                <w:color w:val="2D2D2D"/>
+                <w:sz w:val="18"/>
+              </w:rPr>
+              <w:t>Fotografía institucional, logotipo e imágenes.</w:t>
+            </w:r>
+          </w:p>
+        </w:tc>
+      </w:tr>
+      <w:tr>
+        <w:tc>
+          <w:tcPr>
+            <w:tcW w:type="dxa" w:w="4968"/>
+            <w:vAlign w:val="center"/>
+          </w:tcPr>
+          <w:p>
+            <w:r/>
+            <w:r>
+              <w:rPr>
+                <w:rFonts w:ascii="Aptos" w:hAnsi="Aptos"/>
+                <w:b w:val="0"/>
+                <w:color w:val="2D2D2D"/>
+                <w:sz w:val="18"/>
+              </w:rPr>
+              <w:t>public/</w:t>
+            </w:r>
+          </w:p>
+        </w:tc>
+        <w:tc>
+          <w:tcPr>
+            <w:tcW w:type="dxa" w:w="4968"/>
+            <w:vAlign w:val="center"/>
+          </w:tcPr>
+          <w:p>
+            <w:r/>
+            <w:r>
+              <w:rPr>
+                <w:rFonts w:ascii="Aptos" w:hAnsi="Aptos"/>
+                <w:b w:val="0"/>
+                <w:color w:val="2D2D2D"/>
+                <w:sz w:val="18"/>
+              </w:rPr>
+              <w:t>Iconos y recursos públicos.</w:t>
+            </w:r>
+          </w:p>
+        </w:tc>
+      </w:tr>
+      <w:tr>
+        <w:tc>
+          <w:tcPr>
+            <w:tcW w:type="dxa" w:w="4968"/>
+            <w:vAlign w:val="center"/>
+          </w:tcPr>
+          <w:p>
+            <w:r/>
+            <w:r>
+              <w:rPr>
+                <w:rFonts w:ascii="Aptos" w:hAnsi="Aptos"/>
+                <w:b w:val="0"/>
+                <w:color w:val="2D2D2D"/>
+                <w:sz w:val="18"/>
+              </w:rPr>
+              <w:t>docs/</w:t>
+            </w:r>
+          </w:p>
+        </w:tc>
+        <w:tc>
+          <w:tcPr>
+            <w:tcW w:type="dxa" w:w="4968"/>
+            <w:vAlign w:val="center"/>
+          </w:tcPr>
+          <w:p>
+            <w:r/>
+            <w:r>
+              <w:rPr>
+                <w:rFonts w:ascii="Aptos" w:hAnsi="Aptos"/>
+                <w:b w:val="0"/>
+                <w:color w:val="2D2D2D"/>
+                <w:sz w:val="18"/>
+              </w:rPr>
+              <w:t>Manual de usuario y documentación técnica en Word.</w:t>
+            </w:r>
+          </w:p>
+        </w:tc>
+      </w:tr>
+      <w:tr>
+        <w:tc>
+          <w:tcPr>
+            <w:tcW w:type="dxa" w:w="4968"/>
+            <w:vAlign w:val="center"/>
+          </w:tcPr>
+          <w:p>
+            <w:r/>
+            <w:r>
+              <w:rPr>
+                <w:rFonts w:ascii="Aptos" w:hAnsi="Aptos"/>
+                <w:b w:val="0"/>
+                <w:color w:val="2D2D2D"/>
+                <w:sz w:val="18"/>
+              </w:rPr>
+              <w:t>vite.config.js</w:t>
+            </w:r>
+          </w:p>
+        </w:tc>
+        <w:tc>
+          <w:tcPr>
+            <w:tcW w:type="dxa" w:w="4968"/>
+            <w:vAlign w:val="center"/>
+          </w:tcPr>
+          <w:p>
+            <w:r/>
+            <w:r>
+              <w:rPr>
+                <w:rFonts w:ascii="Aptos" w:hAnsi="Aptos"/>
+                <w:b w:val="0"/>
+                <w:color w:val="2D2D2D"/>
+                <w:sz w:val="18"/>
+              </w:rPr>
+              <w:t>Plugins de React/Tailwind y allowedHosts para acceso externo.</w:t>
+            </w:r>
+          </w:p>
+        </w:tc>
+      </w:tr>
+    </w:tbl>
+    <w:p/>
+    <w:p>
+      <w:pPr>
+        <w:pStyle w:val="Heading1"/>
+      </w:pPr>
+      <w:r>
+        <w:t>8. Modelo de datos</w:t>
+      </w:r>
+    </w:p>
+    <w:p>
+      <w:pPr>
+        <w:pStyle w:val="Heading2"/>
+      </w:pPr>
+      <w:r>
+        <w:t>8.1 Plan</w:t>
       </w:r>
     </w:p>
     <w:p>
       <w:r>
-        <w:t>- Node.js y npm instalados.</w:t>
-        <w:br/>
-        <w:t>- Git para control de versiones.</w:t>
-        <w:br/>
-        <w:t>- Navegador moderno.</w:t>
-        <w:br/>
-        <w:t>- Sistema operativo Windows, macOS o Linux.</w:t>
+        <w:t>Plan contiene id, título, descripción, fecha, hora, cupo máximo, inscritos, tipo de ubicación, edificio, visibilidad, categoría, color, estado y coordenadas relativas del mapa. Los estados definidos son activo, cancelado y finalizado.</w:t>
+      </w:r>
+    </w:p>
+    <w:p>
+      <w:pPr>
+        <w:pStyle w:val="Heading2"/>
+      </w:pPr>
+      <w:r>
+        <w:t>8.2 Datos adicionales</w:t>
+      </w:r>
+    </w:p>
+    <w:tbl>
+      <w:tblPr>
+        <w:tblStyle w:val="TableGrid"/>
+        <w:tblW w:type="auto" w:w="0"/>
+        <w:jc w:val="center"/>
+        <w:tblLook w:firstColumn="1" w:firstRow="1" w:lastColumn="0" w:lastRow="0" w:noHBand="0" w:noVBand="1" w:val="04A0"/>
+      </w:tblPr>
+      <w:tblGrid>
+        <w:gridCol w:w="4968"/>
+        <w:gridCol w:w="4968"/>
+      </w:tblGrid>
+      <w:tr>
+        <w:tc>
+          <w:tcPr>
+            <w:tcW w:type="dxa" w:w="4968"/>
+            <w:vAlign w:val="center"/>
+            <w:shd w:fill="2F5496"/>
+          </w:tcPr>
+          <w:p>
+            <w:r/>
+            <w:r>
+              <w:rPr>
+                <w:rFonts w:ascii="Aptos" w:hAnsi="Aptos"/>
+                <w:b/>
+                <w:color w:val="FFFFFF"/>
+                <w:sz w:val="18"/>
+              </w:rPr>
+              <w:t>Colección</w:t>
+            </w:r>
+          </w:p>
+        </w:tc>
+        <w:tc>
+          <w:tcPr>
+            <w:tcW w:type="dxa" w:w="4968"/>
+            <w:vAlign w:val="center"/>
+            <w:shd w:fill="2F5496"/>
+          </w:tcPr>
+          <w:p>
+            <w:r/>
+            <w:r>
+              <w:rPr>
+                <w:rFonts w:ascii="Aptos" w:hAnsi="Aptos"/>
+                <w:b/>
+                <w:color w:val="FFFFFF"/>
+                <w:sz w:val="18"/>
+              </w:rPr>
+              <w:t>Contenido</w:t>
+            </w:r>
+          </w:p>
+        </w:tc>
+      </w:tr>
+      <w:tr>
+        <w:tc>
+          <w:tcPr>
+            <w:tcW w:type="dxa" w:w="4968"/>
+            <w:vAlign w:val="center"/>
+          </w:tcPr>
+          <w:p>
+            <w:r/>
+            <w:r>
+              <w:rPr>
+                <w:rFonts w:ascii="Aptos" w:hAnsi="Aptos"/>
+                <w:b w:val="0"/>
+                <w:color w:val="2D2D2D"/>
+                <w:sz w:val="18"/>
+              </w:rPr>
+              <w:t>mockNotifications</w:t>
+            </w:r>
+          </w:p>
+        </w:tc>
+        <w:tc>
+          <w:tcPr>
+            <w:tcW w:type="dxa" w:w="4968"/>
+            <w:vAlign w:val="center"/>
+          </w:tcPr>
+          <w:p>
+            <w:r/>
+            <w:r>
+              <w:rPr>
+                <w:rFonts w:ascii="Aptos" w:hAnsi="Aptos"/>
+                <w:b w:val="0"/>
+                <w:color w:val="2D2D2D"/>
+                <w:sz w:val="18"/>
+              </w:rPr>
+              <w:t>Recordatorios, cambios y cancelaciones.</w:t>
+            </w:r>
+          </w:p>
+        </w:tc>
+      </w:tr>
+      <w:tr>
+        <w:tc>
+          <w:tcPr>
+            <w:tcW w:type="dxa" w:w="4968"/>
+            <w:vAlign w:val="center"/>
+          </w:tcPr>
+          <w:p>
+            <w:r/>
+            <w:r>
+              <w:rPr>
+                <w:rFonts w:ascii="Aptos" w:hAnsi="Aptos"/>
+                <w:b w:val="0"/>
+                <w:color w:val="2D2D2D"/>
+                <w:sz w:val="18"/>
+              </w:rPr>
+              <w:t>mockEnrolledEvents</w:t>
+            </w:r>
+          </w:p>
+        </w:tc>
+        <w:tc>
+          <w:tcPr>
+            <w:tcW w:type="dxa" w:w="4968"/>
+            <w:vAlign w:val="center"/>
+          </w:tcPr>
+          <w:p>
+            <w:r/>
+            <w:r>
+              <w:rPr>
+                <w:rFonts w:ascii="Aptos" w:hAnsi="Aptos"/>
+                <w:b w:val="0"/>
+                <w:color w:val="2D2D2D"/>
+                <w:sz w:val="18"/>
+              </w:rPr>
+              <w:t>Eventos inscritos con capacidad, ubicación e iconos.</w:t>
+            </w:r>
+          </w:p>
+        </w:tc>
+      </w:tr>
+      <w:tr>
+        <w:tc>
+          <w:tcPr>
+            <w:tcW w:type="dxa" w:w="4968"/>
+            <w:vAlign w:val="center"/>
+          </w:tcPr>
+          <w:p>
+            <w:r/>
+            <w:r>
+              <w:rPr>
+                <w:rFonts w:ascii="Aptos" w:hAnsi="Aptos"/>
+                <w:b w:val="0"/>
+                <w:color w:val="2D2D2D"/>
+                <w:sz w:val="18"/>
+              </w:rPr>
+              <w:t>mockChatList</w:t>
+            </w:r>
+          </w:p>
+        </w:tc>
+        <w:tc>
+          <w:tcPr>
+            <w:tcW w:type="dxa" w:w="4968"/>
+            <w:vAlign w:val="center"/>
+          </w:tcPr>
+          <w:p>
+            <w:r/>
+            <w:r>
+              <w:rPr>
+                <w:rFonts w:ascii="Aptos" w:hAnsi="Aptos"/>
+                <w:b w:val="0"/>
+                <w:color w:val="2D2D2D"/>
+                <w:sz w:val="18"/>
+              </w:rPr>
+              <w:t>Conversaciones y último mensaje.</w:t>
+            </w:r>
+          </w:p>
+        </w:tc>
+      </w:tr>
+      <w:tr>
+        <w:tc>
+          <w:tcPr>
+            <w:tcW w:type="dxa" w:w="4968"/>
+            <w:vAlign w:val="center"/>
+          </w:tcPr>
+          <w:p>
+            <w:r/>
+            <w:r>
+              <w:rPr>
+                <w:rFonts w:ascii="Aptos" w:hAnsi="Aptos"/>
+                <w:b w:val="0"/>
+                <w:color w:val="2D2D2D"/>
+                <w:sz w:val="18"/>
+              </w:rPr>
+              <w:t>mockChatMessages</w:t>
+            </w:r>
+          </w:p>
+        </w:tc>
+        <w:tc>
+          <w:tcPr>
+            <w:tcW w:type="dxa" w:w="4968"/>
+            <w:vAlign w:val="center"/>
+          </w:tcPr>
+          <w:p>
+            <w:r/>
+            <w:r>
+              <w:rPr>
+                <w:rFonts w:ascii="Aptos" w:hAnsi="Aptos"/>
+                <w:b w:val="0"/>
+                <w:color w:val="2D2D2D"/>
+                <w:sz w:val="18"/>
+              </w:rPr>
+              <w:t>Mensajes de una conversación de ejemplo.</w:t>
+            </w:r>
+          </w:p>
+        </w:tc>
+      </w:tr>
+      <w:tr>
+        <w:tc>
+          <w:tcPr>
+            <w:tcW w:type="dxa" w:w="4968"/>
+            <w:vAlign w:val="center"/>
+          </w:tcPr>
+          <w:p>
+            <w:r/>
+            <w:r>
+              <w:rPr>
+                <w:rFonts w:ascii="Aptos" w:hAnsi="Aptos"/>
+                <w:b w:val="0"/>
+                <w:color w:val="2D2D2D"/>
+                <w:sz w:val="18"/>
+              </w:rPr>
+              <w:t>mockPlanes</w:t>
+            </w:r>
+          </w:p>
+        </w:tc>
+        <w:tc>
+          <w:tcPr>
+            <w:tcW w:type="dxa" w:w="4968"/>
+            <w:vAlign w:val="center"/>
+          </w:tcPr>
+          <w:p>
+            <w:r/>
+            <w:r>
+              <w:rPr>
+                <w:rFonts w:ascii="Aptos" w:hAnsi="Aptos"/>
+                <w:b w:val="0"/>
+                <w:color w:val="2D2D2D"/>
+                <w:sz w:val="18"/>
+              </w:rPr>
+              <w:t>Planes mostrados en mapa y Mis planes.</w:t>
+            </w:r>
+          </w:p>
+        </w:tc>
+      </w:tr>
+    </w:tbl>
+    <w:p/>
+    <w:p>
+      <w:pPr>
+        <w:pStyle w:val="Heading1"/>
+      </w:pPr>
+      <w:r>
+        <w:t>9. Flujo de autenticación</w:t>
+      </w:r>
+    </w:p>
+    <w:p>
+      <w:r>
+        <w:t>App.jsx mantiene isLoggedIn y el estado del formulario. getEmailStatus valida progresivamente el dominio @unison.mx. handleSubmit valida los campos, simula una demora de 1.8 segundos y compara con usuario@unison.mx / 123456. Al tener éxito renderiza ExploreView.</w:t>
+      </w:r>
+    </w:p>
+    <w:p>
+      <w:r>
+        <w:t>No se generan tokens, cookies, sesiones persistentes ni peticiones HTTP. La salida de sesión únicamente devuelve isLoggedIn a false.</w:t>
       </w:r>
     </w:p>
     <w:p>
@@ -79,20 +1960,534 @@
         <w:pStyle w:val="Heading1"/>
       </w:pPr>
       <w:r>
-        <w:t>4. Instalación local</w:t>
+        <w:t>10. Estado de ExploreView</w:t>
+      </w:r>
+    </w:p>
+    <w:tbl>
+      <w:tblPr>
+        <w:tblStyle w:val="TableGrid"/>
+        <w:tblW w:type="auto" w:w="0"/>
+        <w:jc w:val="center"/>
+        <w:tblLook w:firstColumn="1" w:firstRow="1" w:lastColumn="0" w:lastRow="0" w:noHBand="0" w:noVBand="1" w:val="04A0"/>
+      </w:tblPr>
+      <w:tblGrid>
+        <w:gridCol w:w="4968"/>
+        <w:gridCol w:w="4968"/>
+      </w:tblGrid>
+      <w:tr>
+        <w:tc>
+          <w:tcPr>
+            <w:tcW w:type="dxa" w:w="4968"/>
+            <w:vAlign w:val="center"/>
+            <w:shd w:fill="2F5496"/>
+          </w:tcPr>
+          <w:p>
+            <w:r/>
+            <w:r>
+              <w:rPr>
+                <w:rFonts w:ascii="Aptos" w:hAnsi="Aptos"/>
+                <w:b/>
+                <w:color w:val="FFFFFF"/>
+                <w:sz w:val="18"/>
+              </w:rPr>
+              <w:t>Estado</w:t>
+            </w:r>
+          </w:p>
+        </w:tc>
+        <w:tc>
+          <w:tcPr>
+            <w:tcW w:type="dxa" w:w="4968"/>
+            <w:vAlign w:val="center"/>
+            <w:shd w:fill="2F5496"/>
+          </w:tcPr>
+          <w:p>
+            <w:r/>
+            <w:r>
+              <w:rPr>
+                <w:rFonts w:ascii="Aptos" w:hAnsi="Aptos"/>
+                <w:b/>
+                <w:color w:val="FFFFFF"/>
+                <w:sz w:val="18"/>
+              </w:rPr>
+              <w:t>Propósito</w:t>
+            </w:r>
+          </w:p>
+        </w:tc>
+      </w:tr>
+      <w:tr>
+        <w:tc>
+          <w:tcPr>
+            <w:tcW w:type="dxa" w:w="4968"/>
+            <w:vAlign w:val="center"/>
+          </w:tcPr>
+          <w:p>
+            <w:r/>
+            <w:r>
+              <w:rPr>
+                <w:rFonts w:ascii="Aptos" w:hAnsi="Aptos"/>
+                <w:b w:val="0"/>
+                <w:color w:val="2D2D2D"/>
+                <w:sz w:val="18"/>
+              </w:rPr>
+              <w:t>activeSection</w:t>
+            </w:r>
+          </w:p>
+        </w:tc>
+        <w:tc>
+          <w:tcPr>
+            <w:tcW w:type="dxa" w:w="4968"/>
+            <w:vAlign w:val="center"/>
+          </w:tcPr>
+          <w:p>
+            <w:r/>
+            <w:r>
+              <w:rPr>
+                <w:rFonts w:ascii="Aptos" w:hAnsi="Aptos"/>
+                <w:b w:val="0"/>
+                <w:color w:val="2D2D2D"/>
+                <w:sz w:val="18"/>
+              </w:rPr>
+              <w:t>Sección actual de la navegación.</w:t>
+            </w:r>
+          </w:p>
+        </w:tc>
+      </w:tr>
+      <w:tr>
+        <w:tc>
+          <w:tcPr>
+            <w:tcW w:type="dxa" w:w="4968"/>
+            <w:vAlign w:val="center"/>
+          </w:tcPr>
+          <w:p>
+            <w:r/>
+            <w:r>
+              <w:rPr>
+                <w:rFonts w:ascii="Aptos" w:hAnsi="Aptos"/>
+                <w:b w:val="0"/>
+                <w:color w:val="2D2D2D"/>
+                <w:sz w:val="18"/>
+              </w:rPr>
+              <w:t>isCreateModalOpen</w:t>
+            </w:r>
+          </w:p>
+        </w:tc>
+        <w:tc>
+          <w:tcPr>
+            <w:tcW w:type="dxa" w:w="4968"/>
+            <w:vAlign w:val="center"/>
+          </w:tcPr>
+          <w:p>
+            <w:r/>
+            <w:r>
+              <w:rPr>
+                <w:rFonts w:ascii="Aptos" w:hAnsi="Aptos"/>
+                <w:b w:val="0"/>
+                <w:color w:val="2D2D2D"/>
+                <w:sz w:val="18"/>
+              </w:rPr>
+              <w:t>Controla el modal de creación.</w:t>
+            </w:r>
+          </w:p>
+        </w:tc>
+      </w:tr>
+      <w:tr>
+        <w:tc>
+          <w:tcPr>
+            <w:tcW w:type="dxa" w:w="4968"/>
+            <w:vAlign w:val="center"/>
+          </w:tcPr>
+          <w:p>
+            <w:r/>
+            <w:r>
+              <w:rPr>
+                <w:rFonts w:ascii="Aptos" w:hAnsi="Aptos"/>
+                <w:b w:val="0"/>
+                <w:color w:val="2D2D2D"/>
+                <w:sz w:val="18"/>
+              </w:rPr>
+              <w:t>showCreatePreview</w:t>
+            </w:r>
+          </w:p>
+        </w:tc>
+        <w:tc>
+          <w:tcPr>
+            <w:tcW w:type="dxa" w:w="4968"/>
+            <w:vAlign w:val="center"/>
+          </w:tcPr>
+          <w:p>
+            <w:r/>
+            <w:r>
+              <w:rPr>
+                <w:rFonts w:ascii="Aptos" w:hAnsi="Aptos"/>
+                <w:b w:val="0"/>
+                <w:color w:val="2D2D2D"/>
+                <w:sz w:val="18"/>
+              </w:rPr>
+              <w:t>Alterna formulario y vista previa.</w:t>
+            </w:r>
+          </w:p>
+        </w:tc>
+      </w:tr>
+      <w:tr>
+        <w:tc>
+          <w:tcPr>
+            <w:tcW w:type="dxa" w:w="4968"/>
+            <w:vAlign w:val="center"/>
+          </w:tcPr>
+          <w:p>
+            <w:r/>
+            <w:r>
+              <w:rPr>
+                <w:rFonts w:ascii="Aptos" w:hAnsi="Aptos"/>
+                <w:b w:val="0"/>
+                <w:color w:val="2D2D2D"/>
+                <w:sz w:val="18"/>
+              </w:rPr>
+              <w:t>filters</w:t>
+            </w:r>
+          </w:p>
+        </w:tc>
+        <w:tc>
+          <w:tcPr>
+            <w:tcW w:type="dxa" w:w="4968"/>
+            <w:vAlign w:val="center"/>
+          </w:tcPr>
+          <w:p>
+            <w:r/>
+            <w:r>
+              <w:rPr>
+                <w:rFonts w:ascii="Aptos" w:hAnsi="Aptos"/>
+                <w:b w:val="0"/>
+                <w:color w:val="2D2D2D"/>
+                <w:sz w:val="18"/>
+              </w:rPr>
+              <w:t>Búsqueda y filtros de Mis planes.</w:t>
+            </w:r>
+          </w:p>
+        </w:tc>
+      </w:tr>
+      <w:tr>
+        <w:tc>
+          <w:tcPr>
+            <w:tcW w:type="dxa" w:w="4968"/>
+            <w:vAlign w:val="center"/>
+          </w:tcPr>
+          <w:p>
+            <w:r/>
+            <w:r>
+              <w:rPr>
+                <w:rFonts w:ascii="Aptos" w:hAnsi="Aptos"/>
+                <w:b w:val="0"/>
+                <w:color w:val="2D2D2D"/>
+                <w:sz w:val="18"/>
+              </w:rPr>
+              <w:t>selectedPlan</w:t>
+            </w:r>
+          </w:p>
+        </w:tc>
+        <w:tc>
+          <w:tcPr>
+            <w:tcW w:type="dxa" w:w="4968"/>
+            <w:vAlign w:val="center"/>
+          </w:tcPr>
+          <w:p>
+            <w:r/>
+            <w:r>
+              <w:rPr>
+                <w:rFonts w:ascii="Aptos" w:hAnsi="Aptos"/>
+                <w:b w:val="0"/>
+                <w:color w:val="2D2D2D"/>
+                <w:sz w:val="18"/>
+              </w:rPr>
+              <w:t>Plan abierto en el detalle.</w:t>
+            </w:r>
+          </w:p>
+        </w:tc>
+      </w:tr>
+      <w:tr>
+        <w:tc>
+          <w:tcPr>
+            <w:tcW w:type="dxa" w:w="4968"/>
+            <w:vAlign w:val="center"/>
+          </w:tcPr>
+          <w:p>
+            <w:r/>
+            <w:r>
+              <w:rPr>
+                <w:rFonts w:ascii="Aptos" w:hAnsi="Aptos"/>
+                <w:b w:val="0"/>
+                <w:color w:val="2D2D2D"/>
+                <w:sz w:val="18"/>
+              </w:rPr>
+              <w:t>notificationItems</w:t>
+            </w:r>
+          </w:p>
+        </w:tc>
+        <w:tc>
+          <w:tcPr>
+            <w:tcW w:type="dxa" w:w="4968"/>
+            <w:vAlign w:val="center"/>
+          </w:tcPr>
+          <w:p>
+            <w:r/>
+            <w:r>
+              <w:rPr>
+                <w:rFonts w:ascii="Aptos" w:hAnsi="Aptos"/>
+                <w:b w:val="0"/>
+                <w:color w:val="2D2D2D"/>
+                <w:sz w:val="18"/>
+              </w:rPr>
+              <w:t>Avisos y estado leído/no leído.</w:t>
+            </w:r>
+          </w:p>
+        </w:tc>
+      </w:tr>
+      <w:tr>
+        <w:tc>
+          <w:tcPr>
+            <w:tcW w:type="dxa" w:w="4968"/>
+            <w:vAlign w:val="center"/>
+          </w:tcPr>
+          <w:p>
+            <w:r/>
+            <w:r>
+              <w:rPr>
+                <w:rFonts w:ascii="Aptos" w:hAnsi="Aptos"/>
+                <w:b w:val="0"/>
+                <w:color w:val="2D2D2D"/>
+                <w:sz w:val="18"/>
+              </w:rPr>
+              <w:t>selectedEnrolledEvent</w:t>
+            </w:r>
+          </w:p>
+        </w:tc>
+        <w:tc>
+          <w:tcPr>
+            <w:tcW w:type="dxa" w:w="4968"/>
+            <w:vAlign w:val="center"/>
+          </w:tcPr>
+          <w:p>
+            <w:r/>
+            <w:r>
+              <w:rPr>
+                <w:rFonts w:ascii="Aptos" w:hAnsi="Aptos"/>
+                <w:b w:val="0"/>
+                <w:color w:val="2D2D2D"/>
+                <w:sz w:val="18"/>
+              </w:rPr>
+              <w:t>Evento abierto en detalle.</w:t>
+            </w:r>
+          </w:p>
+        </w:tc>
+      </w:tr>
+      <w:tr>
+        <w:tc>
+          <w:tcPr>
+            <w:tcW w:type="dxa" w:w="4968"/>
+            <w:vAlign w:val="center"/>
+          </w:tcPr>
+          <w:p>
+            <w:r/>
+            <w:r>
+              <w:rPr>
+                <w:rFonts w:ascii="Aptos" w:hAnsi="Aptos"/>
+                <w:b w:val="0"/>
+                <w:color w:val="2D2D2D"/>
+                <w:sz w:val="18"/>
+              </w:rPr>
+              <w:t>selectedChat</w:t>
+            </w:r>
+          </w:p>
+        </w:tc>
+        <w:tc>
+          <w:tcPr>
+            <w:tcW w:type="dxa" w:w="4968"/>
+            <w:vAlign w:val="center"/>
+          </w:tcPr>
+          <w:p>
+            <w:r/>
+            <w:r>
+              <w:rPr>
+                <w:rFonts w:ascii="Aptos" w:hAnsi="Aptos"/>
+                <w:b w:val="0"/>
+                <w:color w:val="2D2D2D"/>
+                <w:sz w:val="18"/>
+              </w:rPr>
+              <w:t>Conversación activa.</w:t>
+            </w:r>
+          </w:p>
+        </w:tc>
+      </w:tr>
+      <w:tr>
+        <w:tc>
+          <w:tcPr>
+            <w:tcW w:type="dxa" w:w="4968"/>
+            <w:vAlign w:val="center"/>
+          </w:tcPr>
+          <w:p>
+            <w:r/>
+            <w:r>
+              <w:rPr>
+                <w:rFonts w:ascii="Aptos" w:hAnsi="Aptos"/>
+                <w:b w:val="0"/>
+                <w:color w:val="2D2D2D"/>
+                <w:sz w:val="18"/>
+              </w:rPr>
+              <w:t>chatMessages</w:t>
+            </w:r>
+          </w:p>
+        </w:tc>
+        <w:tc>
+          <w:tcPr>
+            <w:tcW w:type="dxa" w:w="4968"/>
+            <w:vAlign w:val="center"/>
+          </w:tcPr>
+          <w:p>
+            <w:r/>
+            <w:r>
+              <w:rPr>
+                <w:rFonts w:ascii="Aptos" w:hAnsi="Aptos"/>
+                <w:b w:val="0"/>
+                <w:color w:val="2D2D2D"/>
+                <w:sz w:val="18"/>
+              </w:rPr>
+              <w:t>Mensajes de la conversación actual.</w:t>
+            </w:r>
+          </w:p>
+        </w:tc>
+      </w:tr>
+      <w:tr>
+        <w:tc>
+          <w:tcPr>
+            <w:tcW w:type="dxa" w:w="4968"/>
+            <w:vAlign w:val="center"/>
+          </w:tcPr>
+          <w:p>
+            <w:r/>
+            <w:r>
+              <w:rPr>
+                <w:rFonts w:ascii="Aptos" w:hAnsi="Aptos"/>
+                <w:b w:val="0"/>
+                <w:color w:val="2D2D2D"/>
+                <w:sz w:val="18"/>
+              </w:rPr>
+              <w:t>profileView</w:t>
+            </w:r>
+          </w:p>
+        </w:tc>
+        <w:tc>
+          <w:tcPr>
+            <w:tcW w:type="dxa" w:w="4968"/>
+            <w:vAlign w:val="center"/>
+          </w:tcPr>
+          <w:p>
+            <w:r/>
+            <w:r>
+              <w:rPr>
+                <w:rFonts w:ascii="Aptos" w:hAnsi="Aptos"/>
+                <w:b w:val="0"/>
+                <w:color w:val="2D2D2D"/>
+                <w:sz w:val="18"/>
+              </w:rPr>
+              <w:t>Subvista del perfil.</w:t>
+            </w:r>
+          </w:p>
+        </w:tc>
+      </w:tr>
+      <w:tr>
+        <w:tc>
+          <w:tcPr>
+            <w:tcW w:type="dxa" w:w="4968"/>
+            <w:vAlign w:val="center"/>
+          </w:tcPr>
+          <w:p>
+            <w:r/>
+            <w:r>
+              <w:rPr>
+                <w:rFonts w:ascii="Aptos" w:hAnsi="Aptos"/>
+                <w:b w:val="0"/>
+                <w:color w:val="2D2D2D"/>
+                <w:sz w:val="18"/>
+              </w:rPr>
+              <w:t>showLogoutModal</w:t>
+            </w:r>
+          </w:p>
+        </w:tc>
+        <w:tc>
+          <w:tcPr>
+            <w:tcW w:type="dxa" w:w="4968"/>
+            <w:vAlign w:val="center"/>
+          </w:tcPr>
+          <w:p>
+            <w:r/>
+            <w:r>
+              <w:rPr>
+                <w:rFonts w:ascii="Aptos" w:hAnsi="Aptos"/>
+                <w:b w:val="0"/>
+                <w:color w:val="2D2D2D"/>
+                <w:sz w:val="18"/>
+              </w:rPr>
+              <w:t>Confirmación de cierre de sesión.</w:t>
+            </w:r>
+          </w:p>
+        </w:tc>
+      </w:tr>
+    </w:tbl>
+    <w:p/>
+    <w:p>
+      <w:pPr>
+        <w:pStyle w:val="Heading1"/>
+      </w:pPr>
+      <w:r>
+        <w:t>11. Vistas implementadas</w:t>
       </w:r>
     </w:p>
     <w:p>
+      <w:pPr>
+        <w:pStyle w:val="ListBullet"/>
+      </w:pPr>
       <w:r>
-        <w:t>- Clona el repositorio: git clone https://github.com/Sapitoequisde/Olwe_prototipo.git</w:t>
-        <w:br/>
-        <w:t>- Entra a la carpeta: cd Olwe_prototipo</w:t>
-        <w:br/>
-        <w:t>- Instala dependencias: npm install</w:t>
-        <w:br/>
-        <w:t>- Inicia el servidor: npm run dev</w:t>
-        <w:br/>
-        <w:t>- Abre la URL local mostrada por Vite, normalmente http://localhost:5173.</w:t>
+        <w:t>Explorar: mapa y marcadores.</w:t>
+      </w:r>
+    </w:p>
+    <w:p>
+      <w:pPr>
+        <w:pStyle w:val="ListBullet"/>
+      </w:pPr>
+      <w:r>
+        <w:t>Mis planes: filtrado con useMemo y lista de tarjetas.</w:t>
+      </w:r>
+    </w:p>
+    <w:p>
+      <w:pPr>
+        <w:pStyle w:val="ListBullet"/>
+      </w:pPr>
+      <w:r>
+        <w:t>Notificaciones: búsqueda, lectura y tipos de aviso.</w:t>
+      </w:r>
+    </w:p>
+    <w:p>
+      <w:pPr>
+        <w:pStyle w:val="ListBullet"/>
+      </w:pPr>
+      <w:r>
+        <w:t>Eventos inscritos: búsqueda, tarjetas y detalle.</w:t>
+      </w:r>
+    </w:p>
+    <w:p>
+      <w:pPr>
+        <w:pStyle w:val="ListBullet"/>
+      </w:pPr>
+      <w:r>
+        <w:t>Chats: lista, detalle y envío local de mensajes.</w:t>
+      </w:r>
+    </w:p>
+    <w:p>
+      <w:pPr>
+        <w:pStyle w:val="ListBullet"/>
+      </w:pPr>
+      <w:r>
+        <w:t>Perfil: datos editables, configuración, contraseña, historial, ayuda y cierre de sesión.</w:t>
       </w:r>
     </w:p>
     <w:p>
@@ -100,18 +2495,47 @@
         <w:pStyle w:val="Heading1"/>
       </w:pPr>
       <w:r>
-        <w:t>5. Scripts disponibles</w:t>
+        <w:t>12. Accesibilidad e interacción</w:t>
       </w:r>
     </w:p>
     <w:p>
+      <w:pPr>
+        <w:pStyle w:val="ListBullet"/>
+      </w:pPr>
       <w:r>
-        <w:t>- npm run dev: Inicia el servidor de desarrollo con recarga en caliente.</w:t>
-        <w:br/>
-        <w:t>- npm run build: Genera la compilación de producción en dist/.</w:t>
-        <w:br/>
-        <w:t>- npm run lint: Ejecuta ESLint sobre el proyecto.</w:t>
-        <w:br/>
-        <w:t>- npm run preview: Sirve localmente la compilación de producción.</w:t>
+        <w:t>Los formularios usan labels, aria-label, aria-required y mensajes de error.</w:t>
+      </w:r>
+    </w:p>
+    <w:p>
+      <w:pPr>
+        <w:pStyle w:val="ListBullet"/>
+      </w:pPr>
+      <w:r>
+        <w:t>Los botones principales tienen texto y estados disabled cuando corresponde.</w:t>
+      </w:r>
+    </w:p>
+    <w:p>
+      <w:pPr>
+        <w:pStyle w:val="ListBullet"/>
+      </w:pPr>
+      <w:r>
+        <w:t>Los modales utilizan role dialog y aria-modal.</w:t>
+      </w:r>
+    </w:p>
+    <w:p>
+      <w:pPr>
+        <w:pStyle w:val="ListBullet"/>
+      </w:pPr>
+      <w:r>
+        <w:t>Los iconos SVG decorativos incluyen aria-hidden.</w:t>
+      </w:r>
+    </w:p>
+    <w:p>
+      <w:pPr>
+        <w:pStyle w:val="ListBullet"/>
+      </w:pPr>
+      <w:r>
+        <w:t>La navegación conserva títulos y etiquetas para identificar los controles.</w:t>
       </w:r>
     </w:p>
     <w:p>
@@ -119,32 +2543,55 @@
         <w:pStyle w:val="Heading1"/>
       </w:pPr>
       <w:r>
-        <w:t>6. Estructura principal</w:t>
+        <w:t>13. Diseño responsive</w:t>
       </w:r>
     </w:p>
     <w:p>
+      <w:pPr>
+        <w:pStyle w:val="ListBullet"/>
+      </w:pPr>
       <w:r>
-        <w:t>- src/App.jsx: Login, validaciones y transición a la aplicación.</w:t>
-        <w:br/>
-        <w:t>- src/pages/ExploreView.tsx: Sidebar, Explorar, Mis planes, filtros y modales.</w:t>
-        <w:br/>
-        <w:t>- src/components/FilterBar.tsx: Buscador y controles de filtrado.</w:t>
-        <w:br/>
-        <w:t>- src/components/MapBackground.tsx: Mapa visual simulado.</w:t>
-        <w:br/>
-        <w:t>- src/components/PlanMarker.tsx: Marcadores interactivos del mapa.</w:t>
-        <w:br/>
-        <w:t>- src/components/PlanDetailModal.tsx: Detalle y edición visual del plan.</w:t>
-        <w:br/>
-        <w:t>- src/data/mockData.ts: Planes de ejemplo.</w:t>
-        <w:br/>
-        <w:t>- src/types.ts: Tipos de datos de planes y categorías.</w:t>
-        <w:br/>
-        <w:t>- src/App.css: Estilos de login, navegación, vistas, modales y responsive.</w:t>
-        <w:br/>
-        <w:t>- src/index.css: Estilos globales y reset.</w:t>
-        <w:br/>
-        <w:t>- src/assets/: Fotografías, logotipos e imágenes de la interfaz.</w:t>
+        <w:t>Login con layout de dos columnas en escritorio y una columna en móvil.</w:t>
+      </w:r>
+    </w:p>
+    <w:p>
+      <w:pPr>
+        <w:pStyle w:val="ListBullet"/>
+      </w:pPr>
+      <w:r>
+        <w:t>Sidebar compacta en anchos reducidos.</w:t>
+      </w:r>
+    </w:p>
+    <w:p>
+      <w:pPr>
+        <w:pStyle w:val="ListBullet"/>
+      </w:pPr>
+      <w:r>
+        <w:t>Listas, formularios y tarjetas fluidas.</w:t>
+      </w:r>
+    </w:p>
+    <w:p>
+      <w:pPr>
+        <w:pStyle w:val="ListBullet"/>
+      </w:pPr>
+      <w:r>
+        <w:t>Detalle de plan, perfil y modales adaptados a una columna en móvil.</w:t>
+      </w:r>
+    </w:p>
+    <w:p>
+      <w:pPr>
+        <w:pStyle w:val="ListBullet"/>
+      </w:pPr>
+      <w:r>
+        <w:t>Reglas media query en App.css y overflow-x oculto en estilos globales.</w:t>
+      </w:r>
+    </w:p>
+    <w:p>
+      <w:pPr>
+        <w:pStyle w:val="ListBullet"/>
+      </w:pPr>
+      <w:r>
+        <w:t>La configuración visual actual debe probarse en al menos 375, 768 y 1280 píxeles de ancho.</w:t>
       </w:r>
     </w:p>
     <w:p>
@@ -152,18 +2599,25 @@
         <w:pStyle w:val="Heading1"/>
       </w:pPr>
       <w:r>
-        <w:t>7. Flujo de autenticación</w:t>
+        <w:t>14. Cloudflare Tunnel</w:t>
       </w:r>
     </w:p>
     <w:p>
       <w:r>
-        <w:t>El estado isLoggedIn controla la transición entre el login y ExploreView. La función getEmailStatus valida el dominio institucional. handleSubmit valida campos, simula una espera de carga de 1.8 segundos y compara las credenciales de demostración.</w:t>
-        <w:br/>
-        <w:t>- Dominio permitido: @unison.mx.</w:t>
-        <w:br/>
-        <w:t>- Credenciales de demostración: usuario@unison.mx / 123456.</w:t>
-        <w:br/>
-        <w:t>- No existe autenticación real, tokens, sesiones persistentes ni conexión a backend.</w:t>
+        <w:t>El proyecto está configurado para permitir hosts externos mediante server.allowedHosts: true en Vite. Un Quick Tunnel se ejecuta apuntando al puerto de Vite, por ejemplo:</w:t>
+      </w:r>
+    </w:p>
+    <w:p>
+      <w:pPr>
+        <w:pStyle w:val="IntenseQuote"/>
+      </w:pPr>
+      <w:r>
+        <w:t>cloudflared tunnel --url http://127.0.0.1:5177 --no-autoupdate</w:t>
+      </w:r>
+    </w:p>
+    <w:p>
+      <w:r>
+        <w:t>La URL trycloudflare.com es temporal. Depende de que Vite, cloudflared y la conectividad de red continúen activos. Si la red bloquea QUIC o HTTP/2, el túnel puede mostrar errores 530 o dejar de responder.</w:t>
       </w:r>
     </w:p>
     <w:p>
@@ -171,12 +2625,390 @@
         <w:pStyle w:val="Heading1"/>
       </w:pPr>
       <w:r>
-        <w:t>8. Estado y filtrado de planes</w:t>
+        <w:t>15. Validación y calidad</w:t>
+      </w:r>
+    </w:p>
+    <w:tbl>
+      <w:tblPr>
+        <w:tblStyle w:val="TableGrid"/>
+        <w:tblW w:type="auto" w:w="0"/>
+        <w:jc w:val="center"/>
+        <w:tblLook w:firstColumn="1" w:firstRow="1" w:lastColumn="0" w:lastRow="0" w:noHBand="0" w:noVBand="1" w:val="04A0"/>
+      </w:tblPr>
+      <w:tblGrid>
+        <w:gridCol w:w="4968"/>
+        <w:gridCol w:w="4968"/>
+      </w:tblGrid>
+      <w:tr>
+        <w:tc>
+          <w:tcPr>
+            <w:tcW w:type="dxa" w:w="4968"/>
+            <w:vAlign w:val="center"/>
+            <w:shd w:fill="2F5496"/>
+          </w:tcPr>
+          <w:p>
+            <w:r/>
+            <w:r>
+              <w:rPr>
+                <w:rFonts w:ascii="Aptos" w:hAnsi="Aptos"/>
+                <w:b/>
+                <w:color w:val="FFFFFF"/>
+                <w:sz w:val="18"/>
+              </w:rPr>
+              <w:t>Comprobación</w:t>
+            </w:r>
+          </w:p>
+        </w:tc>
+        <w:tc>
+          <w:tcPr>
+            <w:tcW w:type="dxa" w:w="4968"/>
+            <w:vAlign w:val="center"/>
+            <w:shd w:fill="2F5496"/>
+          </w:tcPr>
+          <w:p>
+            <w:r/>
+            <w:r>
+              <w:rPr>
+                <w:rFonts w:ascii="Aptos" w:hAnsi="Aptos"/>
+                <w:b/>
+                <w:color w:val="FFFFFF"/>
+                <w:sz w:val="18"/>
+              </w:rPr>
+              <w:t>Resultado esperado</w:t>
+            </w:r>
+          </w:p>
+        </w:tc>
+      </w:tr>
+      <w:tr>
+        <w:tc>
+          <w:tcPr>
+            <w:tcW w:type="dxa" w:w="4968"/>
+            <w:vAlign w:val="center"/>
+          </w:tcPr>
+          <w:p>
+            <w:r/>
+            <w:r>
+              <w:rPr>
+                <w:rFonts w:ascii="Aptos" w:hAnsi="Aptos"/>
+                <w:b w:val="0"/>
+                <w:color w:val="2D2D2D"/>
+                <w:sz w:val="18"/>
+              </w:rPr>
+              <w:t>npm run build</w:t>
+            </w:r>
+          </w:p>
+        </w:tc>
+        <w:tc>
+          <w:tcPr>
+            <w:tcW w:type="dxa" w:w="4968"/>
+            <w:vAlign w:val="center"/>
+          </w:tcPr>
+          <w:p>
+            <w:r/>
+            <w:r>
+              <w:rPr>
+                <w:rFonts w:ascii="Aptos" w:hAnsi="Aptos"/>
+                <w:b w:val="0"/>
+                <w:color w:val="2D2D2D"/>
+                <w:sz w:val="18"/>
+              </w:rPr>
+              <w:t>Compilación correcta y carpeta dist actualizada.</w:t>
+            </w:r>
+          </w:p>
+        </w:tc>
+      </w:tr>
+      <w:tr>
+        <w:tc>
+          <w:tcPr>
+            <w:tcW w:type="dxa" w:w="4968"/>
+            <w:vAlign w:val="center"/>
+          </w:tcPr>
+          <w:p>
+            <w:r/>
+            <w:r>
+              <w:rPr>
+                <w:rFonts w:ascii="Aptos" w:hAnsi="Aptos"/>
+                <w:b w:val="0"/>
+                <w:color w:val="2D2D2D"/>
+                <w:sz w:val="18"/>
+              </w:rPr>
+              <w:t>npm run lint</w:t>
+            </w:r>
+          </w:p>
+        </w:tc>
+        <w:tc>
+          <w:tcPr>
+            <w:tcW w:type="dxa" w:w="4968"/>
+            <w:vAlign w:val="center"/>
+          </w:tcPr>
+          <w:p>
+            <w:r/>
+            <w:r>
+              <w:rPr>
+                <w:rFonts w:ascii="Aptos" w:hAnsi="Aptos"/>
+                <w:b w:val="0"/>
+                <w:color w:val="2D2D2D"/>
+                <w:sz w:val="18"/>
+              </w:rPr>
+              <w:t>Sin errores de ESLint.</w:t>
+            </w:r>
+          </w:p>
+        </w:tc>
+      </w:tr>
+      <w:tr>
+        <w:tc>
+          <w:tcPr>
+            <w:tcW w:type="dxa" w:w="4968"/>
+            <w:vAlign w:val="center"/>
+          </w:tcPr>
+          <w:p>
+            <w:r/>
+            <w:r>
+              <w:rPr>
+                <w:rFonts w:ascii="Aptos" w:hAnsi="Aptos"/>
+                <w:b w:val="0"/>
+                <w:color w:val="2D2D2D"/>
+                <w:sz w:val="18"/>
+              </w:rPr>
+              <w:t>Login</w:t>
+            </w:r>
+          </w:p>
+        </w:tc>
+        <w:tc>
+          <w:tcPr>
+            <w:tcW w:type="dxa" w:w="4968"/>
+            <w:vAlign w:val="center"/>
+          </w:tcPr>
+          <w:p>
+            <w:r/>
+            <w:r>
+              <w:rPr>
+                <w:rFonts w:ascii="Aptos" w:hAnsi="Aptos"/>
+                <w:b w:val="0"/>
+                <w:color w:val="2D2D2D"/>
+                <w:sz w:val="18"/>
+              </w:rPr>
+              <w:t>Valida dominio, contraseña y entrada a Explorar.</w:t>
+            </w:r>
+          </w:p>
+        </w:tc>
+      </w:tr>
+      <w:tr>
+        <w:tc>
+          <w:tcPr>
+            <w:tcW w:type="dxa" w:w="4968"/>
+            <w:vAlign w:val="center"/>
+          </w:tcPr>
+          <w:p>
+            <w:r/>
+            <w:r>
+              <w:rPr>
+                <w:rFonts w:ascii="Aptos" w:hAnsi="Aptos"/>
+                <w:b w:val="0"/>
+                <w:color w:val="2D2D2D"/>
+                <w:sz w:val="18"/>
+              </w:rPr>
+              <w:t>Navegación</w:t>
+            </w:r>
+          </w:p>
+        </w:tc>
+        <w:tc>
+          <w:tcPr>
+            <w:tcW w:type="dxa" w:w="4968"/>
+            <w:vAlign w:val="center"/>
+          </w:tcPr>
+          <w:p>
+            <w:r/>
+            <w:r>
+              <w:rPr>
+                <w:rFonts w:ascii="Aptos" w:hAnsi="Aptos"/>
+                <w:b w:val="0"/>
+                <w:color w:val="2D2D2D"/>
+                <w:sz w:val="18"/>
+              </w:rPr>
+              <w:t>Cambia entre las seis áreas disponibles.</w:t>
+            </w:r>
+          </w:p>
+        </w:tc>
+      </w:tr>
+      <w:tr>
+        <w:tc>
+          <w:tcPr>
+            <w:tcW w:type="dxa" w:w="4968"/>
+            <w:vAlign w:val="center"/>
+          </w:tcPr>
+          <w:p>
+            <w:r/>
+            <w:r>
+              <w:rPr>
+                <w:rFonts w:ascii="Aptos" w:hAnsi="Aptos"/>
+                <w:b w:val="0"/>
+                <w:color w:val="2D2D2D"/>
+                <w:sz w:val="18"/>
+              </w:rPr>
+              <w:t>Filtros</w:t>
+            </w:r>
+          </w:p>
+        </w:tc>
+        <w:tc>
+          <w:tcPr>
+            <w:tcW w:type="dxa" w:w="4968"/>
+            <w:vAlign w:val="center"/>
+          </w:tcPr>
+          <w:p>
+            <w:r/>
+            <w:r>
+              <w:rPr>
+                <w:rFonts w:ascii="Aptos" w:hAnsi="Aptos"/>
+                <w:b w:val="0"/>
+                <w:color w:val="2D2D2D"/>
+                <w:sz w:val="18"/>
+              </w:rPr>
+              <w:t>Combina búsqueda, categoría, visibilidad y estado.</w:t>
+            </w:r>
+          </w:p>
+        </w:tc>
+      </w:tr>
+      <w:tr>
+        <w:tc>
+          <w:tcPr>
+            <w:tcW w:type="dxa" w:w="4968"/>
+            <w:vAlign w:val="center"/>
+          </w:tcPr>
+          <w:p>
+            <w:r/>
+            <w:r>
+              <w:rPr>
+                <w:rFonts w:ascii="Aptos" w:hAnsi="Aptos"/>
+                <w:b w:val="0"/>
+                <w:color w:val="2D2D2D"/>
+                <w:sz w:val="18"/>
+              </w:rPr>
+              <w:t>Chats</w:t>
+            </w:r>
+          </w:p>
+        </w:tc>
+        <w:tc>
+          <w:tcPr>
+            <w:tcW w:type="dxa" w:w="4968"/>
+            <w:vAlign w:val="center"/>
+          </w:tcPr>
+          <w:p>
+            <w:r/>
+            <w:r>
+              <w:rPr>
+                <w:rFonts w:ascii="Aptos" w:hAnsi="Aptos"/>
+                <w:b w:val="0"/>
+                <w:color w:val="2D2D2D"/>
+                <w:sz w:val="18"/>
+              </w:rPr>
+              <w:t>Permite abrir conversación y agregar mensaje local.</w:t>
+            </w:r>
+          </w:p>
+        </w:tc>
+      </w:tr>
+      <w:tr>
+        <w:tc>
+          <w:tcPr>
+            <w:tcW w:type="dxa" w:w="4968"/>
+            <w:vAlign w:val="center"/>
+          </w:tcPr>
+          <w:p>
+            <w:r/>
+            <w:r>
+              <w:rPr>
+                <w:rFonts w:ascii="Aptos" w:hAnsi="Aptos"/>
+                <w:b w:val="0"/>
+                <w:color w:val="2D2D2D"/>
+                <w:sz w:val="18"/>
+              </w:rPr>
+              <w:t>Responsive</w:t>
+            </w:r>
+          </w:p>
+        </w:tc>
+        <w:tc>
+          <w:tcPr>
+            <w:tcW w:type="dxa" w:w="4968"/>
+            <w:vAlign w:val="center"/>
+          </w:tcPr>
+          <w:p>
+            <w:r/>
+            <w:r>
+              <w:rPr>
+                <w:rFonts w:ascii="Aptos" w:hAnsi="Aptos"/>
+                <w:b w:val="0"/>
+                <w:color w:val="2D2D2D"/>
+                <w:sz w:val="18"/>
+              </w:rPr>
+              <w:t>No genera desplazamiento horizontal y adapta layouts.</w:t>
+            </w:r>
+          </w:p>
+        </w:tc>
+      </w:tr>
+    </w:tbl>
+    <w:p/>
+    <w:p>
+      <w:pPr>
+        <w:pStyle w:val="Heading1"/>
+      </w:pPr>
+      <w:r>
+        <w:t>16. Procedimiento de publicación</w:t>
       </w:r>
     </w:p>
     <w:p>
+      <w:pPr>
+        <w:pStyle w:val="ListNumber"/>
+      </w:pPr>
       <w:r>
-        <w:t>ExploreView mantiene el estado de la sección activa, los filtros, el modal de creación y el plan seleccionado. filteredPlanes se calcula con useMemo y combina coincidencia de texto, categoría, visibilidad y estado.</w:t>
+        <w:t>Ejecutar npm run lint.</w:t>
+      </w:r>
+    </w:p>
+    <w:p>
+      <w:pPr>
+        <w:pStyle w:val="ListNumber"/>
+      </w:pPr>
+      <w:r>
+        <w:t>Ejecutar npm run build.</w:t>
+      </w:r>
+    </w:p>
+    <w:p>
+      <w:pPr>
+        <w:pStyle w:val="ListNumber"/>
+      </w:pPr>
+      <w:r>
+        <w:t>Revisar git status.</w:t>
+      </w:r>
+    </w:p>
+    <w:p>
+      <w:pPr>
+        <w:pStyle w:val="ListNumber"/>
+      </w:pPr>
+      <w:r>
+        <w:t>Agregar cambios con git add.</w:t>
+      </w:r>
+    </w:p>
+    <w:p>
+      <w:pPr>
+        <w:pStyle w:val="ListNumber"/>
+      </w:pPr>
+      <w:r>
+        <w:t>Crear un commit descriptivo.</w:t>
+      </w:r>
+    </w:p>
+    <w:p>
+      <w:pPr>
+        <w:pStyle w:val="ListNumber"/>
+      </w:pPr>
+      <w:r>
+        <w:t>Ejecutar git push origin main.</w:t>
+      </w:r>
+    </w:p>
+    <w:p>
+      <w:pPr>
+        <w:pStyle w:val="ListNumber"/>
+      </w:pPr>
+      <w:r>
+        <w:t>Confirmar que la rama local esté alineada con origin/main.</w:t>
       </w:r>
     </w:p>
     <w:p>
@@ -184,20 +3016,63 @@
         <w:pStyle w:val="Heading1"/>
       </w:pPr>
       <w:r>
-        <w:t>9. Responsive design</w:t>
+        <w:t>17. Limitaciones técnicas</w:t>
       </w:r>
     </w:p>
     <w:p>
+      <w:pPr>
+        <w:pStyle w:val="ListBullet"/>
+      </w:pPr>
       <w:r>
-        <w:t>- El login ocupa el viewport y oculta el desbordamiento vertical en escritorio.</w:t>
-        <w:br/>
-        <w:t>- En móvil se oculta la imagen lateral y el formulario pasa a una sola columna.</w:t>
-        <w:br/>
-        <w:t>- La sidebar y los controles de búsqueda reducen su tamaño en pantallas pequeñas.</w:t>
-        <w:br/>
-        <w:t>- Los modales se ajustan al ancho disponible y el detalle pasa de dos columnas a una.</w:t>
-        <w:br/>
-        <w:t>- index.css evita el desbordamiento horizontal global.</w:t>
+        <w:t>La aplicación no tiene API ni base de datos.</w:t>
+      </w:r>
+    </w:p>
+    <w:p>
+      <w:pPr>
+        <w:pStyle w:val="ListBullet"/>
+      </w:pPr>
+      <w:r>
+        <w:t>No existe control real de sesiones o roles.</w:t>
+      </w:r>
+    </w:p>
+    <w:p>
+      <w:pPr>
+        <w:pStyle w:val="ListBullet"/>
+      </w:pPr>
+      <w:r>
+        <w:t>No hay persistencia de planes, perfiles, mensajes ni notificaciones.</w:t>
+      </w:r>
+    </w:p>
+    <w:p>
+      <w:pPr>
+        <w:pStyle w:val="ListBullet"/>
+      </w:pPr>
+      <w:r>
+        <w:t>La recuperación de contraseña es un alert informativo.</w:t>
+      </w:r>
+    </w:p>
+    <w:p>
+      <w:pPr>
+        <w:pStyle w:val="ListBullet"/>
+      </w:pPr>
+      <w:r>
+        <w:t>El mapa no usa Leaflet ni datos geográficos reales.</w:t>
+      </w:r>
+    </w:p>
+    <w:p>
+      <w:pPr>
+        <w:pStyle w:val="ListBullet"/>
+      </w:pPr>
+      <w:r>
+        <w:t>No se incluyen pruebas automatizadas de componentes.</w:t>
+      </w:r>
+    </w:p>
+    <w:p>
+      <w:pPr>
+        <w:pStyle w:val="ListBullet"/>
+      </w:pPr>
+      <w:r>
+        <w:t>El uso de alert para algunas confirmaciones deberá sustituirse por componentes controlados en una versión productiva.</w:t>
       </w:r>
     </w:p>
     <w:p>
@@ -205,62 +3080,101 @@
         <w:pStyle w:val="Heading1"/>
       </w:pPr>
       <w:r>
-        <w:t>10. Verificación actual</w:t>
-      </w:r>
-    </w:p>
-    <w:p>
-      <w:r>
-        <w:t>- npm run build: Correcto; compilación de producción generada.</w:t>
-        <w:br/>
-        <w:t>- npm run lint: Correcto; sin errores de ESLint.</w:t>
-        <w:br/>
-        <w:t>- Rama publicada: main</w:t>
-        <w:br/>
-        <w:t>- Repositorio: https://github.com/Sapitoequisde/Olwe_prototipo</w:t>
+        <w:t>18. Evolución recomendada</w:t>
       </w:r>
     </w:p>
     <w:p>
       <w:pPr>
-        <w:pStyle w:val="Heading1"/>
+        <w:pStyle w:val="ListBullet"/>
       </w:pPr>
       <w:r>
-        <w:t>11. Publicación temporal con Cloudflare Tunnel</w:t>
-      </w:r>
-    </w:p>
-    <w:p>
-      <w:r>
-        <w:t>Para compartir el servidor local temporalmente se puede utilizar cloudflared apuntando al puerto de Vite. La configuración de Vite incluye allowedHosts: true para aceptar el host externo del túnel. Un Quick Tunnel es temporal y solo funciona mientras permanecen activos Vite y cloudflared.</w:t>
+        <w:t>Crear una API autenticada y una base de datos relacional.</w:t>
       </w:r>
     </w:p>
     <w:p>
       <w:pPr>
-        <w:pStyle w:val="Heading1"/>
+        <w:pStyle w:val="ListBullet"/>
       </w:pPr>
       <w:r>
-        <w:t>12. Trabajo futuro recomendado</w:t>
+        <w:t>Separar tipos y datos mock en módulos especializados.</w:t>
       </w:r>
     </w:p>
     <w:p>
+      <w:pPr>
+        <w:pStyle w:val="ListBullet"/>
+      </w:pPr>
       <w:r>
-        <w:t>- Conectar autenticación real y recuperación de contraseña.</w:t>
-        <w:br/>
-        <w:t>- Persistir planes en una API y base de datos.</w:t>
-        <w:br/>
-        <w:t>- Implementar notificaciones, eventos inscritos, chats y perfil.</w:t>
-        <w:br/>
-        <w:t>- Agregar pruebas automatizadas de componentes y flujos.</w:t>
-        <w:br/>
-        <w:t>- Configurar variables de entorno y una estrategia de despliegue permanente.</w:t>
+        <w:t>Implementar React Router o una estrategia de rutas formal.</w:t>
+      </w:r>
+    </w:p>
+    <w:p>
+      <w:pPr>
+        <w:pStyle w:val="ListBullet"/>
+      </w:pPr>
+      <w:r>
+        <w:t>Persistir perfil, planes, chats, notificaciones y eventos.</w:t>
+      </w:r>
+    </w:p>
+    <w:p>
+      <w:pPr>
+        <w:pStyle w:val="ListBullet"/>
+      </w:pPr>
+      <w:r>
+        <w:t>Añadir pruebas unitarias, de integración y end-to-end.</w:t>
+      </w:r>
+    </w:p>
+    <w:p>
+      <w:pPr>
+        <w:pStyle w:val="ListBullet"/>
+      </w:pPr>
+      <w:r>
+        <w:t>Configurar variables de entorno para credenciales y servicios.</w:t>
+      </w:r>
+    </w:p>
+    <w:p>
+      <w:pPr>
+        <w:pStyle w:val="ListBullet"/>
+      </w:pPr>
+      <w:r>
+        <w:t>Sustituir el Quick Tunnel por un despliegue permanente.</w:t>
+      </w:r>
+    </w:p>
+    <w:p>
+      <w:pPr>
+        <w:pStyle w:val="ListBullet"/>
+      </w:pPr>
+      <w:r>
+        <w:t>Agregar manejo centralizado de errores y estados de carga.</w:t>
       </w:r>
     </w:p>
     <w:sectPr>
+      <w:footerReference w:type="default" r:id="rId9"/>
       <w:pgSz w:w="12240" w:h="15840"/>
-      <w:pgMar w:top="1440" w:right="1800" w:bottom="1440" w:left="1800" w:header="720" w:footer="720" w:gutter="0"/>
+      <w:pgMar w:top="1008" w:right="1152" w:bottom="1008" w:left="1152" w:header="720" w:footer="720" w:gutter="0"/>
       <w:cols w:space="720"/>
       <w:docGrid w:linePitch="360"/>
     </w:sectPr>
   </w:body>
 </w:document>
+</file>
+
+<file path=word/footer1.xml><?xml version="1.0" encoding="utf-8"?>
+<w:ftr xmlns:m="http://schemas.openxmlformats.org/officeDocument/2006/math" xmlns:mc="http://schemas.openxmlformats.org/markup-compatibility/2006" xmlns:mo="http://schemas.microsoft.com/office/mac/office/2008/main" xmlns:mv="urn:schemas-microsoft-com:mac:vml" xmlns:o="urn:schemas-microsoft-com:office:office" xmlns:r="http://schemas.openxmlformats.org/officeDocument/2006/relationships" xmlns:v="urn:schemas-microsoft-com:vml" xmlns:w10="urn:schemas-microsoft-com:office:word" xmlns:w14="http://schemas.microsoft.com/office/word/2010/wordml" xmlns:w="http://schemas.openxmlformats.org/wordprocessingml/2006/main" xmlns:wne="http://schemas.microsoft.com/office/word/2006/wordml" xmlns:wp14="http://schemas.microsoft.com/office/word/2010/wordprocessingDrawing" xmlns:wp="http://schemas.openxmlformats.org/drawingml/2006/wordprocessingDrawing" xmlns:wpc="http://schemas.microsoft.com/office/word/2010/wordprocessingCanvas" xmlns:wpg="http://schemas.microsoft.com/office/word/2010/wordprocessingGroup" xmlns:wpi="http://schemas.microsoft.com/office/word/2010/wordprocessingInk" xmlns:wps="http://schemas.microsoft.com/office/word/2010/wordprocessingShape" mc:Ignorable="w14 wp14">
+  <w:p>
+    <w:pPr>
+      <w:pStyle w:val="Footer"/>
+      <w:jc w:val="center"/>
+    </w:pPr>
+    <w:r>
+      <w:rPr>
+        <w:rFonts w:ascii="Aptos" w:hAnsi="Aptos"/>
+        <w:color w:val="595959"/>
+        <w:sz w:val="16"/>
+      </w:rPr>
+      <w:t>Olwe - Sistema web universitario | Actualizado el 23 de septiembre de 2026</w:t>
+    </w:r>
+  </w:p>
+</w:ftr>
 </file>
 
 <file path=word/numbering.xml><?xml version="1.0" encoding="utf-8"?>
@@ -626,6 +3540,11 @@
     <w:name w:val="Normal"/>
     <w:qFormat/>
     <w:rsid w:val="00FC693F"/>
+    <w:rPr>
+      <w:rFonts w:ascii="Aptos" w:hAnsi="Aptos"/>
+      <w:color w:val="2D2D2D"/>
+      <w:sz w:val="20"/>
+    </w:rPr>
   </w:style>
   <w:style w:type="paragraph" w:styleId="Header">
     <w:name w:val="header"/>
@@ -686,11 +3605,11 @@
       <w:outlineLvl w:val="0"/>
     </w:pPr>
     <w:rPr>
-      <w:rFonts w:asciiTheme="majorHAnsi" w:eastAsiaTheme="majorEastAsia" w:hAnsiTheme="majorHAnsi" w:cstheme="majorBidi"/>
+      <w:rFonts w:asciiTheme="majorHAnsi" w:eastAsiaTheme="majorEastAsia" w:hAnsiTheme="majorHAnsi" w:cstheme="majorBidi" w:ascii="Aptos Display" w:hAnsi="Aptos Display"/>
       <w:b/>
       <w:bCs/>
-      <w:color w:val="365F91" w:themeColor="accent1" w:themeShade="BF"/>
-      <w:sz w:val="28"/>
+      <w:color w:val="1F3864"/>
+      <w:sz w:val="32"/>
       <w:szCs w:val="28"/>
     </w:rPr>
   </w:style>
@@ -710,10 +3629,10 @@
       <w:outlineLvl w:val="1"/>
     </w:pPr>
     <w:rPr>
-      <w:rFonts w:asciiTheme="majorHAnsi" w:eastAsiaTheme="majorEastAsia" w:hAnsiTheme="majorHAnsi" w:cstheme="majorBidi"/>
+      <w:rFonts w:asciiTheme="majorHAnsi" w:eastAsiaTheme="majorEastAsia" w:hAnsiTheme="majorHAnsi" w:cstheme="majorBidi" w:ascii="Aptos Display" w:hAnsi="Aptos Display"/>
       <w:b/>
       <w:bCs/>
-      <w:color w:val="4F81BD" w:themeColor="accent1"/>
+      <w:color w:val="2F5496"/>
       <w:sz w:val="26"/>
       <w:szCs w:val="26"/>
     </w:rPr>
@@ -734,10 +3653,11 @@
       <w:outlineLvl w:val="2"/>
     </w:pPr>
     <w:rPr>
-      <w:rFonts w:asciiTheme="majorHAnsi" w:eastAsiaTheme="majorEastAsia" w:hAnsiTheme="majorHAnsi" w:cstheme="majorBidi"/>
+      <w:rFonts w:asciiTheme="majorHAnsi" w:eastAsiaTheme="majorEastAsia" w:hAnsiTheme="majorHAnsi" w:cstheme="majorBidi" w:ascii="Aptos Display" w:hAnsi="Aptos Display"/>
       <w:b/>
       <w:bCs/>
-      <w:color w:val="4F81BD" w:themeColor="accent1"/>
+      <w:color w:val="2F5496"/>
+      <w:sz w:val="22"/>
     </w:rPr>
   </w:style>
   <w:style w:type="paragraph" w:styleId="Heading4">
@@ -975,11 +3895,12 @@
       <w:contextualSpacing/>
     </w:pPr>
     <w:rPr>
-      <w:rFonts w:asciiTheme="majorHAnsi" w:eastAsiaTheme="majorEastAsia" w:hAnsiTheme="majorHAnsi" w:cstheme="majorBidi"/>
-      <w:color w:val="17365D" w:themeColor="text2" w:themeShade="BF"/>
+      <w:rFonts w:asciiTheme="majorHAnsi" w:eastAsiaTheme="majorEastAsia" w:hAnsiTheme="majorHAnsi" w:cstheme="majorBidi" w:ascii="Aptos Display" w:hAnsi="Aptos Display"/>
+      <w:b/>
+      <w:color w:val="1F3864"/>
       <w:spacing w:val="5"/>
       <w:kern w:val="28"/>
-      <w:sz w:val="52"/>
+      <w:sz w:val="48"/>
       <w:szCs w:val="52"/>
     </w:rPr>
   </w:style>
